--- a/docs/yukki-rui-user-manual.docx
+++ b/docs/yukki-rui-user-manual.docx
@@ -11,13 +11,7 @@
         <w:rPr>
           <w:rFonts w:ascii="微软雅黑" w:eastAsia="微软雅黑" w:hAnsi="微软雅黑"/>
         </w:rPr>
-        <w:t xml:space="preserve">yukki rui </w:t>
-      </w:r>
-      <w:r>
-        <w:rPr>
-          <w:rFonts w:ascii="微软雅黑" w:eastAsia="微软雅黑" w:hAnsi="微软雅黑"/>
-        </w:rPr>
-        <w:t>网站使用说明</w:t>
+        <w:t>yukki rui 网站使用说明</w:t>
       </w:r>
     </w:p>
     <w:p>
@@ -71,16 +65,19 @@
         <w:rPr>
           <w:b/>
         </w:rPr>
-        <w:t>文档版本</w:t>
-      </w:r>
+        <w:t>文档版本  1.1</w:t>
+      </w:r>
+    </w:p>
+    <w:p>
+      <w:pPr>
+        <w:spacing w:after="140"/>
+        <w:ind w:left="2324"/>
+      </w:pPr>
       <w:r>
         <w:rPr>
           <w:b/>
         </w:rPr>
-        <w:t xml:space="preserve">  </w:t>
-      </w:r>
-      <w:r>
-        <w:t>1.0</w:t>
+        <w:t>更新日期  2026-10-21</w:t>
       </w:r>
     </w:p>
     <w:p>
@@ -92,58 +89,22 @@
         <w:rPr>
           <w:b/>
         </w:rPr>
-        <w:t>更新日期</w:t>
-      </w:r>
+        <w:t xml:space="preserve">适用对象  </w:t>
+      </w:r>
+      <w:r>
+        <w:t>站点主人</w:t>
+      </w:r>
+    </w:p>
+    <w:p>
+      <w:pPr>
+        <w:spacing w:after="140"/>
+        <w:ind w:left="2324"/>
+      </w:pPr>
       <w:r>
         <w:rPr>
           <w:b/>
         </w:rPr>
-        <w:t xml:space="preserve">  </w:t>
-      </w:r>
-      <w:r>
-        <w:t>2026-10-19</w:t>
-      </w:r>
-    </w:p>
-    <w:p>
-      <w:pPr>
-        <w:spacing w:after="140"/>
-        <w:ind w:left="2324"/>
-      </w:pPr>
-      <w:r>
-        <w:rPr>
-          <w:b/>
-        </w:rPr>
-        <w:t>适用对象</w:t>
-      </w:r>
-      <w:r>
-        <w:rPr>
-          <w:b/>
-        </w:rPr>
-        <w:t xml:space="preserve">  </w:t>
-      </w:r>
-      <w:r>
-        <w:t>站点主人</w:t>
-      </w:r>
-    </w:p>
-    <w:p>
-      <w:pPr>
-        <w:spacing w:after="140"/>
-        <w:ind w:left="2324"/>
-      </w:pPr>
-      <w:r>
-        <w:rPr>
-          <w:b/>
-        </w:rPr>
-        <w:t>站点后台</w:t>
-      </w:r>
-      <w:r>
-        <w:rPr>
-          <w:b/>
-        </w:rPr>
-        <w:t xml:space="preserve">  </w:t>
-      </w:r>
-      <w:r>
-        <w:t>https://yukki-rui.pages.dev/admin/</w:t>
+        <w:t xml:space="preserve">站点后台  </w:t>
       </w:r>
       <w:hyperlink r:id="rId8">
         <w:r>
@@ -165,21 +126,7 @@
           <w:color w:val="505050"/>
           <w:sz w:val="20"/>
         </w:rPr>
-        <w:t>本文面向日常使用，完整配置与开发细节见同目录的</w:t>
-      </w:r>
-      <w:r>
-        <w:rPr>
-          <w:color w:val="505050"/>
-          <w:sz w:val="20"/>
-        </w:rPr>
-        <w:t xml:space="preserve"> usage-guide.md</w:t>
-      </w:r>
-      <w:r>
-        <w:rPr>
-          <w:color w:val="505050"/>
-          <w:sz w:val="20"/>
-        </w:rPr>
-        <w:t>。</w:t>
+        <w:t>本文面向日常使用，完整配置与开发细节见同目录的 usage-guide.md。</w:t>
       </w:r>
     </w:p>
     <w:p>
@@ -189,10 +136,9 @@
     </w:p>
     <w:p>
       <w:pPr>
-        <w:pStyle w:val="1"/>
+        <w:pStyle w:val="TOC"/>
         <w:spacing w:before="0"/>
       </w:pPr>
-      <w:bookmarkStart w:id="0" w:name="_Toc243336162"/>
       <w:r>
         <w:rPr>
           <w:rFonts w:ascii="微软雅黑" w:eastAsia="微软雅黑" w:hAnsi="微软雅黑"/>
@@ -200,91 +146,6 @@
         <w:lastRenderedPageBreak/>
         <w:t>目录</w:t>
       </w:r>
-      <w:bookmarkEnd w:id="0"/>
-    </w:p>
-    <w:p>
-      <w:pPr>
-        <w:pStyle w:val="TOC1"/>
-        <w:tabs>
-          <w:tab w:val="right" w:leader="dot" w:pos="9848"/>
-        </w:tabs>
-        <w:rPr>
-          <w:rFonts w:asciiTheme="minorHAnsi" w:eastAsiaTheme="minorEastAsia" w:hAnsiTheme="minorHAnsi"/>
-          <w:noProof/>
-          <w:color w:val="auto"/>
-          <w:kern w:val="2"/>
-          <w:sz w:val="22"/>
-          <w:szCs w:val="24"/>
-          <w:lang w:eastAsia="zh-CN"/>
-          <w14:ligatures w14:val="standardContextual"/>
-        </w:rPr>
-      </w:pPr>
-      <w:r>
-        <w:fldChar w:fldCharType="begin"/>
-      </w:r>
-      <w:r>
-        <w:instrText xml:space="preserve"> TOC \o "1-3" \h \z \u </w:instrText>
-      </w:r>
-      <w:r>
-        <w:fldChar w:fldCharType="separate"/>
-      </w:r>
-      <w:hyperlink w:anchor="_Toc243336162" w:history="1">
-        <w:r>
-          <w:rPr>
-            <w:rStyle w:val="aff9"/>
-            <w:noProof/>
-          </w:rPr>
-          <w:t>目录</w:t>
-        </w:r>
-        <w:r>
-          <w:rPr>
-            <w:noProof/>
-            <w:webHidden/>
-          </w:rPr>
-          <w:tab/>
-        </w:r>
-        <w:r>
-          <w:rPr>
-            <w:noProof/>
-            <w:webHidden/>
-          </w:rPr>
-          <w:fldChar w:fldCharType="begin"/>
-        </w:r>
-        <w:r>
-          <w:rPr>
-            <w:noProof/>
-            <w:webHidden/>
-          </w:rPr>
-          <w:instrText xml:space="preserve"> PAGEREF _Toc243336162 \h </w:instrText>
-        </w:r>
-        <w:r>
-          <w:rPr>
-            <w:noProof/>
-            <w:webHidden/>
-          </w:rPr>
-        </w:r>
-        <w:r>
-          <w:rPr>
-            <w:noProof/>
-            <w:webHidden/>
-          </w:rPr>
-          <w:fldChar w:fldCharType="separate"/>
-        </w:r>
-        <w:r>
-          <w:rPr>
-            <w:noProof/>
-            <w:webHidden/>
-          </w:rPr>
-          <w:t>2</w:t>
-        </w:r>
-        <w:r>
-          <w:rPr>
-            <w:noProof/>
-            <w:webHidden/>
-          </w:rPr>
-          <w:fldChar w:fldCharType="end"/>
-        </w:r>
-      </w:hyperlink>
     </w:p>
     <w:p>
       <w:pPr>
@@ -303,7 +164,16 @@
           <w14:ligatures w14:val="standardContextual"/>
         </w:rPr>
       </w:pPr>
-      <w:hyperlink w:anchor="_Toc243336163" w:history="1">
+      <w:r>
+        <w:fldChar w:fldCharType="begin"/>
+      </w:r>
+      <w:r>
+        <w:instrText xml:space="preserve"> TOC \o "1-3" \h \z \u </w:instrText>
+      </w:r>
+      <w:r>
+        <w:fldChar w:fldCharType="separate"/>
+      </w:r>
+      <w:hyperlink w:anchor="_Toc243492174" w:history="1">
         <w:r>
           <w:rPr>
             <w:rStyle w:val="aff9"/>
@@ -330,7 +200,7 @@
             <w:noProof/>
             <w:webHidden/>
           </w:rPr>
-          <w:instrText xml:space="preserve"> PAGEREF _Toc243336163 \h </w:instrText>
+          <w:instrText xml:space="preserve"> PAGEREF _Toc243492174 \h </w:instrText>
         </w:r>
         <w:r>
           <w:rPr>
@@ -378,7 +248,7 @@
           <w14:ligatures w14:val="standardContextual"/>
         </w:rPr>
       </w:pPr>
-      <w:hyperlink w:anchor="_Toc243336164" w:history="1">
+      <w:hyperlink w:anchor="_Toc243492175" w:history="1">
         <w:r>
           <w:rPr>
             <w:rStyle w:val="aff9"/>
@@ -405,7 +275,7 @@
             <w:noProof/>
             <w:webHidden/>
           </w:rPr>
-          <w:instrText xml:space="preserve"> PAGEREF _Toc243336164 \h </w:instrText>
+          <w:instrText xml:space="preserve"> PAGEREF _Toc243492175 \h </w:instrText>
         </w:r>
         <w:r>
           <w:rPr>
@@ -453,7 +323,7 @@
           <w14:ligatures w14:val="standardContextual"/>
         </w:rPr>
       </w:pPr>
-      <w:hyperlink w:anchor="_Toc243336165" w:history="1">
+      <w:hyperlink w:anchor="_Toc243492176" w:history="1">
         <w:r>
           <w:rPr>
             <w:rStyle w:val="aff9"/>
@@ -480,7 +350,7 @@
             <w:noProof/>
             <w:webHidden/>
           </w:rPr>
-          <w:instrText xml:space="preserve"> PAGEREF _Toc243336165 \h </w:instrText>
+          <w:instrText xml:space="preserve"> PAGEREF _Toc243492176 \h </w:instrText>
         </w:r>
         <w:r>
           <w:rPr>
@@ -528,7 +398,7 @@
           <w14:ligatures w14:val="standardContextual"/>
         </w:rPr>
       </w:pPr>
-      <w:hyperlink w:anchor="_Toc243336166" w:history="1">
+      <w:hyperlink w:anchor="_Toc243492177" w:history="1">
         <w:r>
           <w:rPr>
             <w:rStyle w:val="aff9"/>
@@ -555,7 +425,7 @@
             <w:noProof/>
             <w:webHidden/>
           </w:rPr>
-          <w:instrText xml:space="preserve"> PAGEREF _Toc243336166 \h </w:instrText>
+          <w:instrText xml:space="preserve"> PAGEREF _Toc243492177 \h </w:instrText>
         </w:r>
         <w:r>
           <w:rPr>
@@ -603,7 +473,7 @@
           <w14:ligatures w14:val="standardContextual"/>
         </w:rPr>
       </w:pPr>
-      <w:hyperlink w:anchor="_Toc243336167" w:history="1">
+      <w:hyperlink w:anchor="_Toc243492178" w:history="1">
         <w:r>
           <w:rPr>
             <w:rStyle w:val="aff9"/>
@@ -630,7 +500,7 @@
             <w:noProof/>
             <w:webHidden/>
           </w:rPr>
-          <w:instrText xml:space="preserve"> PAGEREF _Toc243336167 \h </w:instrText>
+          <w:instrText xml:space="preserve"> PAGEREF _Toc243492178 \h </w:instrText>
         </w:r>
         <w:r>
           <w:rPr>
@@ -678,7 +548,7 @@
           <w14:ligatures w14:val="standardContextual"/>
         </w:rPr>
       </w:pPr>
-      <w:hyperlink w:anchor="_Toc243336168" w:history="1">
+      <w:hyperlink w:anchor="_Toc243492179" w:history="1">
         <w:r>
           <w:rPr>
             <w:rStyle w:val="aff9"/>
@@ -705,7 +575,7 @@
             <w:noProof/>
             <w:webHidden/>
           </w:rPr>
-          <w:instrText xml:space="preserve"> PAGEREF _Toc243336168 \h </w:instrText>
+          <w:instrText xml:space="preserve"> PAGEREF _Toc243492179 \h </w:instrText>
         </w:r>
         <w:r>
           <w:rPr>
@@ -725,7 +595,7 @@
             <w:noProof/>
             <w:webHidden/>
           </w:rPr>
-          <w:t>5</w:t>
+          <w:t>6</w:t>
         </w:r>
         <w:r>
           <w:rPr>
@@ -753,7 +623,7 @@
           <w14:ligatures w14:val="standardContextual"/>
         </w:rPr>
       </w:pPr>
-      <w:hyperlink w:anchor="_Toc243336169" w:history="1">
+      <w:hyperlink w:anchor="_Toc243492180" w:history="1">
         <w:r>
           <w:rPr>
             <w:rStyle w:val="aff9"/>
@@ -780,7 +650,7 @@
             <w:noProof/>
             <w:webHidden/>
           </w:rPr>
-          <w:instrText xml:space="preserve"> PAGEREF _Toc243336169 \h </w:instrText>
+          <w:instrText xml:space="preserve"> PAGEREF _Toc243492180 \h </w:instrText>
         </w:r>
         <w:r>
           <w:rPr>
@@ -828,7 +698,7 @@
           <w14:ligatures w14:val="standardContextual"/>
         </w:rPr>
       </w:pPr>
-      <w:hyperlink w:anchor="_Toc243336170" w:history="1">
+      <w:hyperlink w:anchor="_Toc243492181" w:history="1">
         <w:r>
           <w:rPr>
             <w:rStyle w:val="aff9"/>
@@ -855,7 +725,7 @@
             <w:noProof/>
             <w:webHidden/>
           </w:rPr>
-          <w:instrText xml:space="preserve"> PAGEREF _Toc243336170 \h </w:instrText>
+          <w:instrText xml:space="preserve"> PAGEREF _Toc243492181 \h </w:instrText>
         </w:r>
         <w:r>
           <w:rPr>
@@ -903,7 +773,7 @@
           <w14:ligatures w14:val="standardContextual"/>
         </w:rPr>
       </w:pPr>
-      <w:hyperlink w:anchor="_Toc243336171" w:history="1">
+      <w:hyperlink w:anchor="_Toc243492182" w:history="1">
         <w:r>
           <w:rPr>
             <w:rStyle w:val="aff9"/>
@@ -930,7 +800,7 @@
             <w:noProof/>
             <w:webHidden/>
           </w:rPr>
-          <w:instrText xml:space="preserve"> PAGEREF _Toc243336171 \h </w:instrText>
+          <w:instrText xml:space="preserve"> PAGEREF _Toc243492182 \h </w:instrText>
         </w:r>
         <w:r>
           <w:rPr>
@@ -950,7 +820,7 @@
             <w:noProof/>
             <w:webHidden/>
           </w:rPr>
-          <w:t>6</w:t>
+          <w:t>7</w:t>
         </w:r>
         <w:r>
           <w:rPr>
@@ -978,7 +848,7 @@
           <w14:ligatures w14:val="standardContextual"/>
         </w:rPr>
       </w:pPr>
-      <w:hyperlink w:anchor="_Toc243336172" w:history="1">
+      <w:hyperlink w:anchor="_Toc243492183" w:history="1">
         <w:r>
           <w:rPr>
             <w:rStyle w:val="aff9"/>
@@ -1005,7 +875,7 @@
             <w:noProof/>
             <w:webHidden/>
           </w:rPr>
-          <w:instrText xml:space="preserve"> PAGEREF _Toc243336172 \h </w:instrText>
+          <w:instrText xml:space="preserve"> PAGEREF _Toc243492183 \h </w:instrText>
         </w:r>
         <w:r>
           <w:rPr>
@@ -1025,7 +895,7 @@
             <w:noProof/>
             <w:webHidden/>
           </w:rPr>
-          <w:t>6</w:t>
+          <w:t>7</w:t>
         </w:r>
         <w:r>
           <w:rPr>
@@ -1053,7 +923,7 @@
           <w14:ligatures w14:val="standardContextual"/>
         </w:rPr>
       </w:pPr>
-      <w:hyperlink w:anchor="_Toc243336173" w:history="1">
+      <w:hyperlink w:anchor="_Toc243492184" w:history="1">
         <w:r>
           <w:rPr>
             <w:rStyle w:val="aff9"/>
@@ -1080,7 +950,7 @@
             <w:noProof/>
             <w:webHidden/>
           </w:rPr>
-          <w:instrText xml:space="preserve"> PAGEREF _Toc243336173 \h </w:instrText>
+          <w:instrText xml:space="preserve"> PAGEREF _Toc243492184 \h </w:instrText>
         </w:r>
         <w:r>
           <w:rPr>
@@ -1128,7 +998,7 @@
           <w14:ligatures w14:val="standardContextual"/>
         </w:rPr>
       </w:pPr>
-      <w:hyperlink w:anchor="_Toc243336174" w:history="1">
+      <w:hyperlink w:anchor="_Toc243492185" w:history="1">
         <w:r>
           <w:rPr>
             <w:rStyle w:val="aff9"/>
@@ -1155,7 +1025,7 @@
             <w:noProof/>
             <w:webHidden/>
           </w:rPr>
-          <w:instrText xml:space="preserve"> PAGEREF _Toc243336174 \h </w:instrText>
+          <w:instrText xml:space="preserve"> PAGEREF _Toc243492185 \h </w:instrText>
         </w:r>
         <w:r>
           <w:rPr>
@@ -1203,7 +1073,7 @@
           <w14:ligatures w14:val="standardContextual"/>
         </w:rPr>
       </w:pPr>
-      <w:hyperlink w:anchor="_Toc243336175" w:history="1">
+      <w:hyperlink w:anchor="_Toc243492186" w:history="1">
         <w:r>
           <w:rPr>
             <w:rStyle w:val="aff9"/>
@@ -1230,7 +1100,7 @@
             <w:noProof/>
             <w:webHidden/>
           </w:rPr>
-          <w:instrText xml:space="preserve"> PAGEREF _Toc243336175 \h </w:instrText>
+          <w:instrText xml:space="preserve"> PAGEREF _Toc243492186 \h </w:instrText>
         </w:r>
         <w:r>
           <w:rPr>
@@ -1250,7 +1120,7 @@
             <w:noProof/>
             <w:webHidden/>
           </w:rPr>
-          <w:t>7</w:t>
+          <w:t>8</w:t>
         </w:r>
         <w:r>
           <w:rPr>
@@ -1278,7 +1148,7 @@
           <w14:ligatures w14:val="standardContextual"/>
         </w:rPr>
       </w:pPr>
-      <w:hyperlink w:anchor="_Toc243336176" w:history="1">
+      <w:hyperlink w:anchor="_Toc243492187" w:history="1">
         <w:r>
           <w:rPr>
             <w:rStyle w:val="aff9"/>
@@ -1305,7 +1175,7 @@
             <w:noProof/>
             <w:webHidden/>
           </w:rPr>
-          <w:instrText xml:space="preserve"> PAGEREF _Toc243336176 \h </w:instrText>
+          <w:instrText xml:space="preserve"> PAGEREF _Toc243492187 \h </w:instrText>
         </w:r>
         <w:r>
           <w:rPr>
@@ -1353,7 +1223,7 @@
           <w14:ligatures w14:val="standardContextual"/>
         </w:rPr>
       </w:pPr>
-      <w:hyperlink w:anchor="_Toc243336177" w:history="1">
+      <w:hyperlink w:anchor="_Toc243492188" w:history="1">
         <w:r>
           <w:rPr>
             <w:rStyle w:val="aff9"/>
@@ -1380,7 +1250,7 @@
             <w:noProof/>
             <w:webHidden/>
           </w:rPr>
-          <w:instrText xml:space="preserve"> PAGEREF _Toc243336177 \h </w:instrText>
+          <w:instrText xml:space="preserve"> PAGEREF _Toc243492188 \h </w:instrText>
         </w:r>
         <w:r>
           <w:rPr>
@@ -1428,7 +1298,7 @@
           <w14:ligatures w14:val="standardContextual"/>
         </w:rPr>
       </w:pPr>
-      <w:hyperlink w:anchor="_Toc243336178" w:history="1">
+      <w:hyperlink w:anchor="_Toc243492189" w:history="1">
         <w:r>
           <w:rPr>
             <w:rStyle w:val="aff9"/>
@@ -1455,7 +1325,7 @@
             <w:noProof/>
             <w:webHidden/>
           </w:rPr>
-          <w:instrText xml:space="preserve"> PAGEREF _Toc243336178 \h </w:instrText>
+          <w:instrText xml:space="preserve"> PAGEREF _Toc243492189 \h </w:instrText>
         </w:r>
         <w:r>
           <w:rPr>
@@ -1503,7 +1373,7 @@
           <w14:ligatures w14:val="standardContextual"/>
         </w:rPr>
       </w:pPr>
-      <w:hyperlink w:anchor="_Toc243336179" w:history="1">
+      <w:hyperlink w:anchor="_Toc243492190" w:history="1">
         <w:r>
           <w:rPr>
             <w:rStyle w:val="aff9"/>
@@ -1530,7 +1400,7 @@
             <w:noProof/>
             <w:webHidden/>
           </w:rPr>
-          <w:instrText xml:space="preserve"> PAGEREF _Toc243336179 \h </w:instrText>
+          <w:instrText xml:space="preserve"> PAGEREF _Toc243492190 \h </w:instrText>
         </w:r>
         <w:r>
           <w:rPr>
@@ -1578,7 +1448,7 @@
           <w14:ligatures w14:val="standardContextual"/>
         </w:rPr>
       </w:pPr>
-      <w:hyperlink w:anchor="_Toc243336180" w:history="1">
+      <w:hyperlink w:anchor="_Toc243492191" w:history="1">
         <w:r>
           <w:rPr>
             <w:rStyle w:val="aff9"/>
@@ -1605,7 +1475,7 @@
             <w:noProof/>
             <w:webHidden/>
           </w:rPr>
-          <w:instrText xml:space="preserve"> PAGEREF _Toc243336180 \h </w:instrText>
+          <w:instrText xml:space="preserve"> PAGEREF _Toc243492191 \h </w:instrText>
         </w:r>
         <w:r>
           <w:rPr>
@@ -1625,7 +1495,7 @@
             <w:noProof/>
             <w:webHidden/>
           </w:rPr>
-          <w:t>8</w:t>
+          <w:t>9</w:t>
         </w:r>
         <w:r>
           <w:rPr>
@@ -1653,7 +1523,7 @@
           <w14:ligatures w14:val="standardContextual"/>
         </w:rPr>
       </w:pPr>
-      <w:hyperlink w:anchor="_Toc243336181" w:history="1">
+      <w:hyperlink w:anchor="_Toc243492192" w:history="1">
         <w:r>
           <w:rPr>
             <w:rStyle w:val="aff9"/>
@@ -1680,7 +1550,7 @@
             <w:noProof/>
             <w:webHidden/>
           </w:rPr>
-          <w:instrText xml:space="preserve"> PAGEREF _Toc243336181 \h </w:instrText>
+          <w:instrText xml:space="preserve"> PAGEREF _Toc243492192 \h </w:instrText>
         </w:r>
         <w:r>
           <w:rPr>
@@ -1728,7 +1598,7 @@
           <w14:ligatures w14:val="standardContextual"/>
         </w:rPr>
       </w:pPr>
-      <w:hyperlink w:anchor="_Toc243336182" w:history="1">
+      <w:hyperlink w:anchor="_Toc243492193" w:history="1">
         <w:r>
           <w:rPr>
             <w:rStyle w:val="aff9"/>
@@ -1755,7 +1625,7 @@
             <w:noProof/>
             <w:webHidden/>
           </w:rPr>
-          <w:instrText xml:space="preserve"> PAGEREF _Toc243336182 \h </w:instrText>
+          <w:instrText xml:space="preserve"> PAGEREF _Toc243492193 \h </w:instrText>
         </w:r>
         <w:r>
           <w:rPr>
@@ -1775,7 +1645,7 @@
             <w:noProof/>
             <w:webHidden/>
           </w:rPr>
-          <w:t>9</w:t>
+          <w:t>10</w:t>
         </w:r>
         <w:r>
           <w:rPr>
@@ -1803,7 +1673,7 @@
           <w14:ligatures w14:val="standardContextual"/>
         </w:rPr>
       </w:pPr>
-      <w:hyperlink w:anchor="_Toc243336183" w:history="1">
+      <w:hyperlink w:anchor="_Toc243492194" w:history="1">
         <w:r>
           <w:rPr>
             <w:rStyle w:val="aff9"/>
@@ -1830,7 +1700,7 @@
             <w:noProof/>
             <w:webHidden/>
           </w:rPr>
-          <w:instrText xml:space="preserve"> PAGEREF _Toc243336183 \h </w:instrText>
+          <w:instrText xml:space="preserve"> PAGEREF _Toc243492194 \h </w:instrText>
         </w:r>
         <w:r>
           <w:rPr>
@@ -1878,7 +1748,7 @@
           <w14:ligatures w14:val="standardContextual"/>
         </w:rPr>
       </w:pPr>
-      <w:hyperlink w:anchor="_Toc243336184" w:history="1">
+      <w:hyperlink w:anchor="_Toc243492195" w:history="1">
         <w:r>
           <w:rPr>
             <w:rStyle w:val="aff9"/>
@@ -1905,7 +1775,7 @@
             <w:noProof/>
             <w:webHidden/>
           </w:rPr>
-          <w:instrText xml:space="preserve"> PAGEREF _Toc243336184 \h </w:instrText>
+          <w:instrText xml:space="preserve"> PAGEREF _Toc243492195 \h </w:instrText>
         </w:r>
         <w:r>
           <w:rPr>
@@ -1925,7 +1795,7 @@
             <w:noProof/>
             <w:webHidden/>
           </w:rPr>
-          <w:t>10</w:t>
+          <w:t>11</w:t>
         </w:r>
         <w:r>
           <w:rPr>
@@ -1953,7 +1823,7 @@
           <w14:ligatures w14:val="standardContextual"/>
         </w:rPr>
       </w:pPr>
-      <w:hyperlink w:anchor="_Toc243336185" w:history="1">
+      <w:hyperlink w:anchor="_Toc243492196" w:history="1">
         <w:r>
           <w:rPr>
             <w:rStyle w:val="aff9"/>
@@ -1980,7 +1850,7 @@
             <w:noProof/>
             <w:webHidden/>
           </w:rPr>
-          <w:instrText xml:space="preserve"> PAGEREF _Toc243336185 \h </w:instrText>
+          <w:instrText xml:space="preserve"> PAGEREF _Toc243492196 \h </w:instrText>
         </w:r>
         <w:r>
           <w:rPr>
@@ -2028,7 +1898,7 @@
           <w14:ligatures w14:val="standardContextual"/>
         </w:rPr>
       </w:pPr>
-      <w:hyperlink w:anchor="_Toc243336186" w:history="1">
+      <w:hyperlink w:anchor="_Toc243492197" w:history="1">
         <w:r>
           <w:rPr>
             <w:rStyle w:val="aff9"/>
@@ -2055,7 +1925,7 @@
             <w:noProof/>
             <w:webHidden/>
           </w:rPr>
-          <w:instrText xml:space="preserve"> PAGEREF _Toc243336186 \h </w:instrText>
+          <w:instrText xml:space="preserve"> PAGEREF _Toc243492197 \h </w:instrText>
         </w:r>
         <w:r>
           <w:rPr>
@@ -2075,7 +1945,7 @@
             <w:noProof/>
             <w:webHidden/>
           </w:rPr>
-          <w:t>11</w:t>
+          <w:t>12</w:t>
         </w:r>
         <w:r>
           <w:rPr>
@@ -2103,7 +1973,7 @@
           <w14:ligatures w14:val="standardContextual"/>
         </w:rPr>
       </w:pPr>
-      <w:hyperlink w:anchor="_Toc243336187" w:history="1">
+      <w:hyperlink w:anchor="_Toc243492198" w:history="1">
         <w:r>
           <w:rPr>
             <w:rStyle w:val="aff9"/>
@@ -2130,7 +2000,7 @@
             <w:noProof/>
             <w:webHidden/>
           </w:rPr>
-          <w:instrText xml:space="preserve"> PAGEREF _Toc243336187 \h </w:instrText>
+          <w:instrText xml:space="preserve"> PAGEREF _Toc243492198 \h </w:instrText>
         </w:r>
         <w:r>
           <w:rPr>
@@ -2150,7 +2020,7 @@
             <w:noProof/>
             <w:webHidden/>
           </w:rPr>
-          <w:t>12</w:t>
+          <w:t>13</w:t>
         </w:r>
         <w:r>
           <w:rPr>
@@ -2178,7 +2048,7 @@
           <w14:ligatures w14:val="standardContextual"/>
         </w:rPr>
       </w:pPr>
-      <w:hyperlink w:anchor="_Toc243336188" w:history="1">
+      <w:hyperlink w:anchor="_Toc243492199" w:history="1">
         <w:r>
           <w:rPr>
             <w:rStyle w:val="aff9"/>
@@ -2205,7 +2075,7 @@
             <w:noProof/>
             <w:webHidden/>
           </w:rPr>
-          <w:instrText xml:space="preserve"> PAGEREF _Toc243336188 \h </w:instrText>
+          <w:instrText xml:space="preserve"> PAGEREF _Toc243492199 \h </w:instrText>
         </w:r>
         <w:r>
           <w:rPr>
@@ -2225,7 +2095,7 @@
             <w:noProof/>
             <w:webHidden/>
           </w:rPr>
-          <w:t>12</w:t>
+          <w:t>13</w:t>
         </w:r>
         <w:r>
           <w:rPr>
@@ -2250,13 +2120,7 @@
       </w:pPr>
       <w:r>
         <w:lastRenderedPageBreak/>
-        <w:t>这份说明面向站点主人</w:t>
-      </w:r>
-      <w:r>
-        <w:t>,</w:t>
-      </w:r>
-      <w:r>
-        <w:t>用于日常写文章、改资料、发布、管理评论和处理常见故障。</w:t>
+        <w:t>这份说明面向站点主人,用于日常写文章、改资料、发布、管理评论和处理常见故障。</w:t>
       </w:r>
     </w:p>
     <w:p>
@@ -2264,25 +2128,7 @@
         <w:pStyle w:val="af"/>
       </w:pPr>
       <w:r>
-        <w:t>当前站点已经上线</w:t>
-      </w:r>
-      <w:r>
-        <w:t>,</w:t>
-      </w:r>
-      <w:r>
-        <w:t>不需要自己维护服务器。内容改动会自动触发</w:t>
-      </w:r>
-      <w:r>
-        <w:t xml:space="preserve"> GitHub Pages </w:t>
-      </w:r>
-      <w:r>
-        <w:t>和</w:t>
-      </w:r>
-      <w:r>
-        <w:t xml:space="preserve"> Cloudflare Pages </w:t>
-      </w:r>
-      <w:r>
-        <w:t>重新部署。</w:t>
+        <w:t>当前站点已经上线,不需要自己维护服务器。普通内容保存后会触发 GitHub Pages 和 Cloudflare Pages 重新部署;定时文章由 GitHub Actions 检查 publishAt 后触发两平台重建。</w:t>
       </w:r>
     </w:p>
     <w:p>
@@ -2324,10 +2170,7 @@
         <w:pStyle w:val="a0"/>
       </w:pPr>
       <w:r>
-        <w:t>网页后台</w:t>
-      </w:r>
-      <w:r>
-        <w:t>:</w:t>
+        <w:t>网页后台:</w:t>
       </w:r>
       <w:hyperlink r:id="rId11">
         <w:r>
@@ -2344,10 +2187,7 @@
         <w:pStyle w:val="a0"/>
       </w:pPr>
       <w:r>
-        <w:t>评论管理</w:t>
-      </w:r>
-      <w:r>
-        <w:t>:</w:t>
+        <w:t>评论管理:</w:t>
       </w:r>
       <w:hyperlink r:id="rId12">
         <w:r>
@@ -2364,10 +2204,7 @@
         <w:pStyle w:val="a0"/>
       </w:pPr>
       <w:r>
-        <w:t>完整配置与开发说明</w:t>
-      </w:r>
-      <w:r>
-        <w:t>:</w:t>
+        <w:t>完整配置与开发说明:</w:t>
       </w:r>
       <w:r>
         <w:rPr>
@@ -2381,24 +2218,22 @@
       <w:pPr>
         <w:pStyle w:val="21"/>
       </w:pPr>
-      <w:bookmarkStart w:id="1" w:name="_Toc243336163"/>
+      <w:bookmarkStart w:id="0" w:name="_Toc243492174"/>
       <w:r>
         <w:rPr>
           <w:rFonts w:ascii="微软雅黑" w:eastAsia="微软雅黑" w:hAnsi="微软雅黑"/>
         </w:rPr>
-        <w:t xml:space="preserve">1. </w:t>
-      </w:r>
-      <w:r>
-        <w:rPr>
-          <w:rFonts w:ascii="微软雅黑" w:eastAsia="微软雅黑" w:hAnsi="微软雅黑"/>
-        </w:rPr>
-        <w:t>先记住三件事</w:t>
-      </w:r>
-      <w:bookmarkEnd w:id="1"/>
+        <w:t>1. 先记住三件事</w:t>
+      </w:r>
+      <w:bookmarkEnd w:id="0"/>
     </w:p>
     <w:p>
       <w:pPr>
         <w:pStyle w:val="a"/>
+        <w:numPr>
+          <w:ilvl w:val="0"/>
+          <w:numId w:val="10"/>
+        </w:numPr>
       </w:pPr>
       <w:r>
         <w:rPr>
@@ -2407,25 +2242,7 @@
         <w:t>改文章和个人资料</w:t>
       </w:r>
       <w:r>
-        <w:t>:</w:t>
-      </w:r>
-      <w:r>
-        <w:t>打开网页后台</w:t>
-      </w:r>
-      <w:r>
-        <w:t>,</w:t>
-      </w:r>
-      <w:r>
-        <w:t>用</w:t>
-      </w:r>
-      <w:r>
-        <w:t xml:space="preserve"> GitHub </w:t>
-      </w:r>
-      <w:r>
-        <w:t>账号</w:t>
-      </w:r>
-      <w:r>
-        <w:t xml:space="preserve"> </w:t>
+        <w:t xml:space="preserve">:打开网页后台,用 GitHub 账号 </w:t>
       </w:r>
       <w:r>
         <w:rPr>
@@ -2436,21 +2253,16 @@
         <w:t>liyukki</w:t>
       </w:r>
       <w:r>
-        <w:t xml:space="preserve"> </w:t>
-      </w:r>
-      <w:r>
-        <w:t>登录。保存等于提交</w:t>
-      </w:r>
-      <w:r>
-        <w:t xml:space="preserve"> commit,</w:t>
-      </w:r>
-      <w:r>
-        <w:t>两个平台随后自动部署。</w:t>
+        <w:t xml:space="preserve"> 登录。保存等于提交 commit,两个平台随后自动部署。</w:t>
       </w:r>
     </w:p>
     <w:p>
       <w:pPr>
         <w:pStyle w:val="a"/>
+        <w:numPr>
+          <w:ilvl w:val="0"/>
+          <w:numId w:val="10"/>
+        </w:numPr>
       </w:pPr>
       <w:r>
         <w:rPr>
@@ -2459,13 +2271,7 @@
         <w:t>本地写作和预览</w:t>
       </w:r>
       <w:r>
-        <w:t>:</w:t>
-      </w:r>
-      <w:r>
-        <w:t>在项目目录运行</w:t>
-      </w:r>
-      <w:r>
-        <w:t xml:space="preserve"> </w:t>
+        <w:t xml:space="preserve">:在项目目录运行 </w:t>
       </w:r>
       <w:r>
         <w:rPr>
@@ -2476,13 +2282,7 @@
         <w:t>npm run dev</w:t>
       </w:r>
       <w:r>
-        <w:t>,</w:t>
-      </w:r>
-      <w:r>
-        <w:t>然后打开</w:t>
-      </w:r>
-      <w:r>
-        <w:t xml:space="preserve"> </w:t>
+        <w:t xml:space="preserve">,然后打开 </w:t>
       </w:r>
       <w:hyperlink r:id="rId13">
         <w:r>
@@ -2500,6 +2300,10 @@
     <w:p>
       <w:pPr>
         <w:pStyle w:val="a"/>
+        <w:numPr>
+          <w:ilvl w:val="0"/>
+          <w:numId w:val="10"/>
+        </w:numPr>
       </w:pPr>
       <w:r>
         <w:rPr>
@@ -2508,19 +2312,7 @@
         <w:t>正式发布</w:t>
       </w:r>
       <w:r>
-        <w:t>:</w:t>
-      </w:r>
-      <w:r>
-        <w:t>在后台点保存</w:t>
-      </w:r>
-      <w:r>
-        <w:t>,</w:t>
-      </w:r>
-      <w:r>
-        <w:t>或者本地执行</w:t>
-      </w:r>
-      <w:r>
-        <w:t xml:space="preserve"> </w:t>
+        <w:t xml:space="preserve">:在后台点保存,或者本地执行 </w:t>
       </w:r>
       <w:r>
         <w:rPr>
@@ -2553,10 +2345,7 @@
         <w:t>git push</w:t>
       </w:r>
       <w:r>
-        <w:t>。不要手工修改</w:t>
-      </w:r>
-      <w:r>
-        <w:t xml:space="preserve"> </w:t>
+        <w:t xml:space="preserve">。不要手工修改 </w:t>
       </w:r>
       <w:r>
         <w:rPr>
@@ -2574,49 +2363,38 @@
       <w:pPr>
         <w:pStyle w:val="21"/>
       </w:pPr>
-      <w:bookmarkStart w:id="2" w:name="_Toc243336164"/>
+      <w:bookmarkStart w:id="1" w:name="_Toc243492175"/>
       <w:r>
         <w:rPr>
           <w:rFonts w:ascii="微软雅黑" w:eastAsia="微软雅黑" w:hAnsi="微软雅黑"/>
         </w:rPr>
-        <w:t xml:space="preserve">2. </w:t>
-      </w:r>
+        <w:t>2. 网页后台</w:t>
+      </w:r>
+      <w:bookmarkEnd w:id="1"/>
+    </w:p>
+    <w:p>
+      <w:pPr>
+        <w:pStyle w:val="31"/>
+      </w:pPr>
+      <w:bookmarkStart w:id="2" w:name="_Toc243492176"/>
       <w:r>
         <w:rPr>
           <w:rFonts w:ascii="微软雅黑" w:eastAsia="微软雅黑" w:hAnsi="微软雅黑"/>
         </w:rPr>
-        <w:t>网页后台</w:t>
+        <w:t>2.1 登录</w:t>
       </w:r>
       <w:bookmarkEnd w:id="2"/>
     </w:p>
     <w:p>
       <w:pPr>
-        <w:pStyle w:val="31"/>
-      </w:pPr>
-      <w:bookmarkStart w:id="3" w:name="_Toc243336165"/>
-      <w:r>
-        <w:rPr>
-          <w:rFonts w:ascii="微软雅黑" w:eastAsia="微软雅黑" w:hAnsi="微软雅黑"/>
-        </w:rPr>
-        <w:t xml:space="preserve">2.1 </w:t>
-      </w:r>
-      <w:r>
-        <w:rPr>
-          <w:rFonts w:ascii="微软雅黑" w:eastAsia="微软雅黑" w:hAnsi="微软雅黑"/>
-        </w:rPr>
-        <w:t>登录</w:t>
-      </w:r>
-      <w:bookmarkEnd w:id="3"/>
-    </w:p>
-    <w:p>
-      <w:pPr>
         <w:pStyle w:val="a"/>
-      </w:pPr>
-      <w:r>
-        <w:t>打开</w:t>
-      </w:r>
-      <w:r>
-        <w:t xml:space="preserve"> </w:t>
+        <w:numPr>
+          <w:ilvl w:val="0"/>
+          <w:numId w:val="11"/>
+        </w:numPr>
+      </w:pPr>
+      <w:r>
+        <w:t xml:space="preserve">打开 </w:t>
       </w:r>
       <w:hyperlink r:id="rId14">
         <w:r>
@@ -2634,20 +2412,22 @@
     <w:p>
       <w:pPr>
         <w:pStyle w:val="a"/>
-      </w:pPr>
-      <w:r>
-        <w:t>点击「使用</w:t>
-      </w:r>
-      <w:r>
-        <w:t xml:space="preserve"> GitHub </w:t>
-      </w:r>
-      <w:r>
-        <w:t>登录」。</w:t>
+        <w:numPr>
+          <w:ilvl w:val="0"/>
+          <w:numId w:val="11"/>
+        </w:numPr>
+      </w:pPr>
+      <w:r>
+        <w:t>点击「使用 GitHub 登录」。</w:t>
       </w:r>
     </w:p>
     <w:p>
       <w:pPr>
         <w:pStyle w:val="a"/>
+        <w:numPr>
+          <w:ilvl w:val="0"/>
+          <w:numId w:val="11"/>
+        </w:numPr>
       </w:pPr>
       <w:r>
         <w:t>授权后即可编辑内容。</w:t>
@@ -2658,46 +2438,7 @@
         <w:pStyle w:val="af"/>
       </w:pPr>
       <w:r>
-        <w:t>后台登录必须从</w:t>
-      </w:r>
-      <w:r>
-        <w:t xml:space="preserve"> Cloudflare Pages </w:t>
-      </w:r>
-      <w:r>
-        <w:t>地址进入。</w:t>
-      </w:r>
-      <w:r>
-        <w:t xml:space="preserve">GitHub Pages </w:t>
-      </w:r>
-      <w:r>
-        <w:t>是纯静态托管</w:t>
-      </w:r>
-      <w:r>
-        <w:t>,</w:t>
-      </w:r>
-      <w:r>
-        <w:t>没有服务端函数</w:t>
-      </w:r>
-      <w:r>
-        <w:t>,</w:t>
-      </w:r>
-      <w:r>
-        <w:t>不能完成</w:t>
-      </w:r>
-      <w:r>
-        <w:t xml:space="preserve"> OAuth </w:t>
-      </w:r>
-      <w:r>
-        <w:t>换令牌。若从</w:t>
-      </w:r>
-      <w:r>
-        <w:t xml:space="preserve"> GitHub Pages </w:t>
-      </w:r>
-      <w:r>
-        <w:t>的</w:t>
-      </w:r>
-      <w:r>
-        <w:t xml:space="preserve"> </w:t>
+        <w:t xml:space="preserve">后台登录必须从 Cloudflare Pages 地址进入。GitHub Pages 是纯静态托管,没有服务端函数,不能完成 OAuth 换令牌。若从 GitHub Pages 的 </w:t>
       </w:r>
       <w:r>
         <w:rPr>
@@ -2708,16 +2449,7 @@
         <w:t>/admin/</w:t>
       </w:r>
       <w:r>
-        <w:t xml:space="preserve"> </w:t>
-      </w:r>
-      <w:r>
-        <w:t>进入</w:t>
-      </w:r>
-      <w:r>
-        <w:t>,</w:t>
-      </w:r>
-      <w:r>
-        <w:t>页面底部会提示正确地址。</w:t>
+        <w:t xml:space="preserve"> 进入,页面底部会提示正确地址。</w:t>
       </w:r>
     </w:p>
     <w:p>
@@ -2725,43 +2457,28 @@
         <w:pStyle w:val="af"/>
       </w:pPr>
       <w:r>
-        <w:t>登录令牌已配置为长期有效</w:t>
-      </w:r>
-      <w:r>
-        <w:t>,</w:t>
-      </w:r>
-      <w:r>
-        <w:t>通常不需要反复登录。</w:t>
+        <w:t>登录令牌已配置为长期有效,通常不需要反复登录。</w:t>
       </w:r>
     </w:p>
     <w:p>
       <w:pPr>
         <w:pStyle w:val="31"/>
       </w:pPr>
-      <w:bookmarkStart w:id="4" w:name="_Toc243336166"/>
+      <w:bookmarkStart w:id="3" w:name="_Toc243492177"/>
       <w:r>
         <w:rPr>
           <w:rFonts w:ascii="微软雅黑" w:eastAsia="微软雅黑" w:hAnsi="微软雅黑"/>
         </w:rPr>
-        <w:t xml:space="preserve">2.2 </w:t>
-      </w:r>
-      <w:r>
-        <w:rPr>
-          <w:rFonts w:ascii="微软雅黑" w:eastAsia="微软雅黑" w:hAnsi="微软雅黑"/>
-        </w:rPr>
-        <w:t>新建或修改文章</w:t>
-      </w:r>
-      <w:bookmarkEnd w:id="4"/>
+        <w:t>2.2 新建或修改文章</w:t>
+      </w:r>
+      <w:bookmarkEnd w:id="3"/>
     </w:p>
     <w:p>
       <w:pPr>
         <w:pStyle w:val="af"/>
       </w:pPr>
       <w:r>
-        <w:t>进入「文章」集合</w:t>
-      </w:r>
-      <w:r>
-        <w:t>:</w:t>
+        <w:t>进入「文章」集合:</w:t>
       </w:r>
     </w:p>
     <w:p>
@@ -2769,13 +2486,7 @@
         <w:pStyle w:val="a0"/>
       </w:pPr>
       <w:r>
-        <w:t>修改已有文章</w:t>
-      </w:r>
-      <w:r>
-        <w:t>:</w:t>
-      </w:r>
-      <w:r>
-        <w:t>点开文章后直接编辑。</w:t>
+        <w:t>修改已有文章:点开文章后直接编辑。</w:t>
       </w:r>
     </w:p>
     <w:p>
@@ -2783,19 +2494,7 @@
         <w:pStyle w:val="a0"/>
       </w:pPr>
       <w:r>
-        <w:t>新建文章</w:t>
-      </w:r>
-      <w:r>
-        <w:t>:</w:t>
-      </w:r>
-      <w:r>
-        <w:t>点「新建文章」</w:t>
-      </w:r>
-      <w:r>
-        <w:t>,</w:t>
-      </w:r>
-      <w:r>
-        <w:t>填写字段后保存。</w:t>
+        <w:t>新建文章:点「新建文章」,填写字段后保存。</w:t>
       </w:r>
     </w:p>
     <w:p>
@@ -2804,13 +2503,7 @@
       </w:pPr>
       <w:r>
         <w:lastRenderedPageBreak/>
-        <w:t>保存草稿</w:t>
-      </w:r>
-      <w:r>
-        <w:t>:</w:t>
-      </w:r>
-      <w:r>
-        <w:t>打开「草稿」开关再保存。</w:t>
+        <w:t>保存草稿:打开「草稿」开关再保存。</w:t>
       </w:r>
     </w:p>
     <w:p>
@@ -2818,13 +2511,23 @@
         <w:pStyle w:val="a0"/>
       </w:pPr>
       <w:r>
-        <w:t>正式发布</w:t>
-      </w:r>
-      <w:r>
-        <w:t>:</w:t>
-      </w:r>
-      <w:r>
-        <w:t>关闭「草稿」开关后保存。</w:t>
+        <w:t>正式发布:关闭「草稿」开关后保存。</w:t>
+      </w:r>
+    </w:p>
+    <w:p>
+      <w:pPr>
+        <w:pStyle w:val="a0"/>
+      </w:pPr>
+      <w:r>
+        <w:t>定时发布:填写「定时发布」字段;到点后等待定时工作流触发重建。</w:t>
+      </w:r>
+    </w:p>
+    <w:p>
+      <w:pPr>
+        <w:pStyle w:val="a0"/>
+      </w:pPr>
+      <w:r>
+        <w:t>首页精选:打开「精选置顶」;它只改变首页列表顺序。</w:t>
       </w:r>
     </w:p>
     <w:p>
@@ -2832,10 +2535,7 @@
         <w:pStyle w:val="af"/>
       </w:pPr>
       <w:r>
-        <w:t>文章字段</w:t>
-      </w:r>
-      <w:r>
-        <w:t>:</w:t>
+        <w:t>文章字段:</w:t>
       </w:r>
     </w:p>
     <w:tbl>
@@ -3099,43 +2799,7 @@
               <w:rPr>
                 <w:sz w:val="18"/>
               </w:rPr>
-              <w:t>列表和</w:t>
-            </w:r>
-            <w:r>
-              <w:rPr>
-                <w:sz w:val="18"/>
-              </w:rPr>
-              <w:t xml:space="preserve"> RSS </w:t>
-            </w:r>
-            <w:r>
-              <w:rPr>
-                <w:sz w:val="18"/>
-              </w:rPr>
-              <w:t>使用的简介</w:t>
-            </w:r>
-            <w:r>
-              <w:rPr>
-                <w:sz w:val="18"/>
-              </w:rPr>
-              <w:t>,</w:t>
-            </w:r>
-            <w:r>
-              <w:rPr>
-                <w:sz w:val="18"/>
-              </w:rPr>
-              <w:t>最多</w:t>
-            </w:r>
-            <w:r>
-              <w:rPr>
-                <w:sz w:val="18"/>
-              </w:rPr>
-              <w:t xml:space="preserve"> 160 </w:t>
-            </w:r>
-            <w:r>
-              <w:rPr>
-                <w:sz w:val="18"/>
-              </w:rPr>
-              <w:t>字</w:t>
+              <w:t>列表和 RSS 使用的简介,最多 160 字</w:t>
             </w:r>
           </w:p>
         </w:tc>
@@ -3214,13 +2878,7 @@
               <w:rPr>
                 <w:sz w:val="18"/>
               </w:rPr>
-              <w:t>格式</w:t>
-            </w:r>
-            <w:r>
-              <w:rPr>
-                <w:sz w:val="18"/>
-              </w:rPr>
-              <w:t xml:space="preserve"> </w:t>
+              <w:t xml:space="preserve">格式 </w:t>
             </w:r>
             <w:r>
               <w:rPr>
@@ -3315,19 +2973,7 @@
               <w:rPr>
                 <w:sz w:val="18"/>
               </w:rPr>
-              <w:t xml:space="preserve"> </w:t>
-            </w:r>
-            <w:r>
-              <w:rPr>
-                <w:sz w:val="18"/>
-              </w:rPr>
-              <w:t>或</w:t>
-            </w:r>
-            <w:r>
-              <w:rPr>
-                <w:sz w:val="18"/>
-              </w:rPr>
-              <w:t xml:space="preserve"> </w:t>
+              <w:t xml:space="preserve"> 或 </w:t>
             </w:r>
             <w:r>
               <w:rPr>
@@ -3572,31 +3218,165 @@
               <w:rPr>
                 <w:sz w:val="18"/>
               </w:rPr>
-              <w:t>开启后本地可见</w:t>
+              <w:t>开启后本地可见,正式站点和 RSS 不输出;优先级高于定时发布</w:t>
             </w:r>
+          </w:p>
+        </w:tc>
+      </w:tr>
+      <w:tr>
+        <w:trPr>
+          <w:cantSplit/>
+          <w:jc w:val="center"/>
+        </w:trPr>
+        <w:tc>
+          <w:tcPr>
+            <w:tcW w:w="2384" w:type="dxa"/>
+            <w:shd w:val="clear" w:color="auto" w:fill="FFFFFF"/>
+            <w:tcMar>
+              <w:top w:w="80" w:type="dxa"/>
+              <w:left w:w="110" w:type="dxa"/>
+              <w:bottom w:w="80" w:type="dxa"/>
+              <w:right w:w="110" w:type="dxa"/>
+            </w:tcMar>
+            <w:vAlign w:val="center"/>
+          </w:tcPr>
+          <w:p>
+            <w:pPr>
+              <w:spacing w:before="20" w:after="20" w:line="276" w:lineRule="auto"/>
+              <w:jc w:val="center"/>
+            </w:pPr>
             <w:r>
               <w:rPr>
                 <w:sz w:val="18"/>
               </w:rPr>
-              <w:t>,</w:t>
+              <w:t>定时发布</w:t>
             </w:r>
+          </w:p>
+        </w:tc>
+        <w:tc>
+          <w:tcPr>
+            <w:tcW w:w="2980" w:type="dxa"/>
+            <w:shd w:val="clear" w:color="auto" w:fill="FFFFFF"/>
+            <w:tcMar>
+              <w:top w:w="80" w:type="dxa"/>
+              <w:left w:w="110" w:type="dxa"/>
+              <w:bottom w:w="80" w:type="dxa"/>
+              <w:right w:w="110" w:type="dxa"/>
+            </w:tcMar>
+            <w:vAlign w:val="center"/>
+          </w:tcPr>
+          <w:p>
+            <w:pPr>
+              <w:spacing w:before="20" w:after="20" w:line="276" w:lineRule="auto"/>
+            </w:pPr>
             <w:r>
               <w:rPr>
                 <w:sz w:val="18"/>
               </w:rPr>
-              <w:t>正式站点和</w:t>
+              <w:t>否</w:t>
             </w:r>
+          </w:p>
+        </w:tc>
+        <w:tc>
+          <w:tcPr>
+            <w:tcW w:w="4570" w:type="dxa"/>
+            <w:shd w:val="clear" w:color="auto" w:fill="FFFFFF"/>
+            <w:tcMar>
+              <w:top w:w="80" w:type="dxa"/>
+              <w:left w:w="110" w:type="dxa"/>
+              <w:bottom w:w="80" w:type="dxa"/>
+              <w:right w:w="110" w:type="dxa"/>
+            </w:tcMar>
+            <w:vAlign w:val="center"/>
+          </w:tcPr>
+          <w:p>
+            <w:pPr>
+              <w:spacing w:before="20" w:after="20" w:line="276" w:lineRule="auto"/>
+            </w:pPr>
             <w:r>
               <w:rPr>
                 <w:sz w:val="18"/>
               </w:rPr>
-              <w:t xml:space="preserve"> RSS </w:t>
+              <w:t>publishAt,按 UTC 判断;留空表示立即发布;日期表示当天 UTC 00:00</w:t>
             </w:r>
+          </w:p>
+        </w:tc>
+      </w:tr>
+      <w:tr>
+        <w:trPr>
+          <w:cantSplit/>
+          <w:jc w:val="center"/>
+        </w:trPr>
+        <w:tc>
+          <w:tcPr>
+            <w:tcW w:w="2384" w:type="dxa"/>
+            <w:shd w:val="clear" w:color="auto" w:fill="FFFFFF"/>
+            <w:tcMar>
+              <w:top w:w="80" w:type="dxa"/>
+              <w:left w:w="110" w:type="dxa"/>
+              <w:bottom w:w="80" w:type="dxa"/>
+              <w:right w:w="110" w:type="dxa"/>
+            </w:tcMar>
+            <w:vAlign w:val="center"/>
+          </w:tcPr>
+          <w:p>
+            <w:pPr>
+              <w:spacing w:before="20" w:after="20" w:line="276" w:lineRule="auto"/>
+              <w:jc w:val="center"/>
+            </w:pPr>
             <w:r>
               <w:rPr>
                 <w:sz w:val="18"/>
               </w:rPr>
-              <w:t>不输出</w:t>
+              <w:t>精选置顶</w:t>
+            </w:r>
+          </w:p>
+        </w:tc>
+        <w:tc>
+          <w:tcPr>
+            <w:tcW w:w="2980" w:type="dxa"/>
+            <w:shd w:val="clear" w:color="auto" w:fill="FFFFFF"/>
+            <w:tcMar>
+              <w:top w:w="80" w:type="dxa"/>
+              <w:left w:w="110" w:type="dxa"/>
+              <w:bottom w:w="80" w:type="dxa"/>
+              <w:right w:w="110" w:type="dxa"/>
+            </w:tcMar>
+            <w:vAlign w:val="center"/>
+          </w:tcPr>
+          <w:p>
+            <w:pPr>
+              <w:spacing w:before="20" w:after="20" w:line="276" w:lineRule="auto"/>
+            </w:pPr>
+            <w:r>
+              <w:rPr>
+                <w:sz w:val="18"/>
+              </w:rPr>
+              <w:t>否</w:t>
+            </w:r>
+          </w:p>
+        </w:tc>
+        <w:tc>
+          <w:tcPr>
+            <w:tcW w:w="4570" w:type="dxa"/>
+            <w:shd w:val="clear" w:color="auto" w:fill="FFFFFF"/>
+            <w:tcMar>
+              <w:top w:w="80" w:type="dxa"/>
+              <w:left w:w="110" w:type="dxa"/>
+              <w:bottom w:w="80" w:type="dxa"/>
+              <w:right w:w="110" w:type="dxa"/>
+            </w:tcMar>
+            <w:vAlign w:val="center"/>
+          </w:tcPr>
+          <w:p>
+            <w:pPr>
+              <w:spacing w:before="20" w:after="20" w:line="276" w:lineRule="auto"/>
+            </w:pPr>
+            <w:r>
+              <w:rPr>
+                <w:sz w:val="18"/>
+              </w:rPr>
+              <w:t>featured,只影响首页列表;标签页、归档、RSS 和上下篇仍是纯时间序</w:t>
             </w:r>
           </w:p>
         </w:tc>
@@ -3627,13 +3407,7 @@
               <w:rPr>
                 <w:sz w:val="18"/>
               </w:rPr>
-              <w:t>中英配对</w:t>
-            </w:r>
-            <w:r>
-              <w:rPr>
-                <w:sz w:val="18"/>
-              </w:rPr>
-              <w:t xml:space="preserve"> Key</w:t>
+              <w:t>中英配对 Key</w:t>
             </w:r>
           </w:p>
         </w:tc>
@@ -3776,52 +3550,28 @@
         <w:pStyle w:val="af"/>
       </w:pPr>
       <w:r>
-        <w:t>保存后</w:t>
-      </w:r>
-      <w:r>
-        <w:t>,</w:t>
-      </w:r>
-      <w:r>
-        <w:t>平台通常几分钟内完成部署。部署完成后可以刷新线上页面确认。</w:t>
+        <w:t>保存后,普通文章通常几分钟内完成部署。定时文章要等下一次约 30 分钟一次的检查;GitHub 定时任务本身可能再延迟几分钟到几十分钟,不保证准点。部署完成后刷新线上页面确认。</w:t>
       </w:r>
     </w:p>
     <w:p>
       <w:pPr>
         <w:pStyle w:val="31"/>
       </w:pPr>
-      <w:bookmarkStart w:id="5" w:name="_Toc243336167"/>
+      <w:bookmarkStart w:id="4" w:name="_Toc243492178"/>
       <w:r>
         <w:rPr>
           <w:rFonts w:ascii="微软雅黑" w:eastAsia="微软雅黑" w:hAnsi="微软雅黑"/>
         </w:rPr>
-        <w:t xml:space="preserve">2.3 </w:t>
-      </w:r>
-      <w:r>
-        <w:rPr>
-          <w:rFonts w:ascii="微软雅黑" w:eastAsia="微软雅黑" w:hAnsi="微软雅黑"/>
-        </w:rPr>
-        <w:t>中英文配对</w:t>
-      </w:r>
-      <w:bookmarkEnd w:id="5"/>
+        <w:t>2.3 中英文配对</w:t>
+      </w:r>
+      <w:bookmarkEnd w:id="4"/>
     </w:p>
     <w:p>
       <w:pPr>
         <w:pStyle w:val="af"/>
       </w:pPr>
       <w:r>
-        <w:t>中英文是两个独立文件。需要互指时</w:t>
-      </w:r>
-      <w:r>
-        <w:t>,</w:t>
-      </w:r>
-      <w:r>
-        <w:t>两个文件的「中英配对</w:t>
-      </w:r>
-      <w:r>
-        <w:t xml:space="preserve"> Key</w:t>
-      </w:r>
-      <w:r>
-        <w:t>」必须填完全相同的值。</w:t>
+        <w:t>中英文是两个独立文件。需要互指时,两个文件的「中英配对 Key」必须填完全相同的值。</w:t>
       </w:r>
     </w:p>
     <w:p>
@@ -3829,10 +3579,8 @@
         <w:pStyle w:val="af"/>
       </w:pPr>
       <w:r>
-        <w:t>例如</w:t>
-      </w:r>
-      <w:r>
-        <w:t>:</w:t>
+        <w:lastRenderedPageBreak/>
+        <w:t>例如:</w:t>
       </w:r>
     </w:p>
     <w:p>
@@ -3840,10 +3588,7 @@
         <w:pStyle w:val="a0"/>
       </w:pPr>
       <w:r>
-        <w:t>中文文章</w:t>
-      </w:r>
-      <w:r>
-        <w:t xml:space="preserve"> Key:</w:t>
+        <w:t>中文文章 Key:</w:t>
       </w:r>
       <w:r>
         <w:rPr>
@@ -3859,10 +3604,7 @@
         <w:pStyle w:val="a0"/>
       </w:pPr>
       <w:r>
-        <w:t>英文文章</w:t>
-      </w:r>
-      <w:r>
-        <w:t xml:space="preserve"> Key:</w:t>
+        <w:t>英文文章 Key:</w:t>
       </w:r>
       <w:r>
         <w:rPr>
@@ -3878,132 +3620,74 @@
         <w:pStyle w:val="af"/>
       </w:pPr>
       <w:r>
-        <w:t>只在一侧填写不会互指。没有译文是正常状态</w:t>
-      </w:r>
-      <w:r>
-        <w:t>,</w:t>
-      </w:r>
-      <w:r>
-        <w:t>不要求每篇文章都有英文版。</w:t>
+        <w:t>只在一侧填写不会互指。没有译文是正常状态,不要求每篇文章都有英文版。</w:t>
       </w:r>
     </w:p>
     <w:p>
       <w:pPr>
         <w:pStyle w:val="31"/>
       </w:pPr>
-      <w:bookmarkStart w:id="6" w:name="_Toc243336168"/>
+      <w:bookmarkStart w:id="5" w:name="_Toc243492179"/>
       <w:r>
         <w:rPr>
           <w:rFonts w:ascii="微软雅黑" w:eastAsia="微软雅黑" w:hAnsi="微软雅黑"/>
         </w:rPr>
-        <w:t xml:space="preserve">2.4 </w:t>
-      </w:r>
+        <w:t>2.4 修改个人资料和独立页面</w:t>
+      </w:r>
+      <w:bookmarkEnd w:id="5"/>
+    </w:p>
+    <w:p>
+      <w:pPr>
+        <w:pStyle w:val="af"/>
+      </w:pPr>
+      <w:r>
+        <w:t>后台左侧可编辑:</w:t>
+      </w:r>
+    </w:p>
+    <w:p>
+      <w:pPr>
+        <w:pStyle w:val="a0"/>
+      </w:pPr>
+      <w:r>
+        <w:t>「个人资料 → 中文资料」:首页介绍、联系方式、形象照、第二件作品、关于页自我介绍。</w:t>
+      </w:r>
+    </w:p>
+    <w:p>
+      <w:pPr>
+        <w:pStyle w:val="a0"/>
+      </w:pPr>
+      <w:r>
+        <w:t>「个人资料 → English Profile」:英文页面使用的对应内容。</w:t>
+      </w:r>
+    </w:p>
+    <w:p>
+      <w:pPr>
+        <w:pStyle w:val="a0"/>
+      </w:pPr>
+      <w:r>
+        <w:t>「独立页面」:现在、作品、最近在听三个页面的文案和条目。</w:t>
+      </w:r>
+    </w:p>
+    <w:p>
+      <w:pPr>
+        <w:pStyle w:val="af"/>
+      </w:pPr>
+      <w:r>
+        <w:t>个人资料字段留空时会回落到代码中的默认文案,不会出现空白页面。</w:t>
+      </w:r>
+    </w:p>
+    <w:p>
+      <w:pPr>
+        <w:pStyle w:val="31"/>
+      </w:pPr>
+      <w:bookmarkStart w:id="6" w:name="_Toc243492180"/>
       <w:r>
         <w:rPr>
           <w:rFonts w:ascii="微软雅黑" w:eastAsia="微软雅黑" w:hAnsi="微软雅黑"/>
         </w:rPr>
-        <w:t>修改个人资料和独立页面</w:t>
+        <w:t>2.5 上传图片</w:t>
       </w:r>
       <w:bookmarkEnd w:id="6"/>
-    </w:p>
-    <w:p>
-      <w:pPr>
-        <w:pStyle w:val="af"/>
-      </w:pPr>
-      <w:r>
-        <w:t>后台左侧可编辑</w:t>
-      </w:r>
-      <w:r>
-        <w:t>:</w:t>
-      </w:r>
-    </w:p>
-    <w:p>
-      <w:pPr>
-        <w:pStyle w:val="a0"/>
-      </w:pPr>
-      <w:r>
-        <w:lastRenderedPageBreak/>
-        <w:t>「个人资料</w:t>
-      </w:r>
-      <w:r>
-        <w:t xml:space="preserve"> → </w:t>
-      </w:r>
-      <w:r>
-        <w:t>中文资料」</w:t>
-      </w:r>
-      <w:r>
-        <w:t>:</w:t>
-      </w:r>
-      <w:r>
-        <w:t>首页介绍、联系方式、形象照、第二件作品、关于页自我介绍。</w:t>
-      </w:r>
-    </w:p>
-    <w:p>
-      <w:pPr>
-        <w:pStyle w:val="a0"/>
-      </w:pPr>
-      <w:r>
-        <w:t>「个人资料</w:t>
-      </w:r>
-      <w:r>
-        <w:t xml:space="preserve"> → English Profile</w:t>
-      </w:r>
-      <w:r>
-        <w:t>」</w:t>
-      </w:r>
-      <w:r>
-        <w:t>:</w:t>
-      </w:r>
-      <w:r>
-        <w:t>英文页面使用的对应内容。</w:t>
-      </w:r>
-    </w:p>
-    <w:p>
-      <w:pPr>
-        <w:pStyle w:val="a0"/>
-      </w:pPr>
-      <w:r>
-        <w:t>「独立页面」</w:t>
-      </w:r>
-      <w:r>
-        <w:t>:</w:t>
-      </w:r>
-      <w:r>
-        <w:t>现在、作品、最近在听三个页面的文案和条目。</w:t>
-      </w:r>
-    </w:p>
-    <w:p>
-      <w:pPr>
-        <w:pStyle w:val="af"/>
-      </w:pPr>
-      <w:r>
-        <w:t>个人资料字段留空时会回落到代码中的默认文案</w:t>
-      </w:r>
-      <w:r>
-        <w:t>,</w:t>
-      </w:r>
-      <w:r>
-        <w:t>不会出现空白页面。</w:t>
-      </w:r>
-    </w:p>
-    <w:p>
-      <w:pPr>
-        <w:pStyle w:val="31"/>
-      </w:pPr>
-      <w:bookmarkStart w:id="7" w:name="_Toc243336169"/>
-      <w:r>
-        <w:rPr>
-          <w:rFonts w:ascii="微软雅黑" w:eastAsia="微软雅黑" w:hAnsi="微软雅黑"/>
-        </w:rPr>
-        <w:t xml:space="preserve">2.5 </w:t>
-      </w:r>
-      <w:r>
-        <w:rPr>
-          <w:rFonts w:ascii="微软雅黑" w:eastAsia="微软雅黑" w:hAnsi="微软雅黑"/>
-        </w:rPr>
-        <w:t>上传图片</w:t>
-      </w:r>
-      <w:bookmarkEnd w:id="7"/>
     </w:p>
     <w:p>
       <w:pPr>
@@ -4021,28 +3705,7 @@
         <w:pStyle w:val="af"/>
       </w:pPr>
       <w:r>
-        <w:t>在「个人资料」中打开对应语言</w:t>
-      </w:r>
-      <w:r>
-        <w:t>,</w:t>
-      </w:r>
-      <w:r>
-        <w:t>上传形象照片。建议使用正方形图片</w:t>
-      </w:r>
-      <w:r>
-        <w:t>,</w:t>
-      </w:r>
-      <w:r>
-        <w:t>例如</w:t>
-      </w:r>
-      <w:r>
-        <w:t xml:space="preserve"> 320×320</w:t>
-      </w:r>
-      <w:r>
-        <w:t>。图片会保存到</w:t>
-      </w:r>
-      <w:r>
-        <w:t xml:space="preserve"> </w:t>
+        <w:t xml:space="preserve">在「个人资料」中打开对应语言,上传形象照片。建议使用正方形图片,例如 320×320。图片会保存到 </w:t>
       </w:r>
       <w:r>
         <w:rPr>
@@ -4072,16 +3735,7 @@
         <w:pStyle w:val="af"/>
       </w:pPr>
       <w:r>
-        <w:t>在文章正文里把光标放到插图位置</w:t>
-      </w:r>
-      <w:r>
-        <w:t>,</w:t>
-      </w:r>
-      <w:r>
-        <w:t>使用编辑器工具栏的图片按钮上传。图片会保存到</w:t>
-      </w:r>
-      <w:r>
-        <w:t xml:space="preserve"> </w:t>
+        <w:t xml:space="preserve">在文章正文里把光标放到插图位置,使用编辑器工具栏的图片按钮上传。图片会保存到 </w:t>
       </w:r>
       <w:r>
         <w:rPr>
@@ -4092,10 +3746,7 @@
         <w:t>src/content/posts/images/</w:t>
       </w:r>
       <w:r>
-        <w:t>,</w:t>
-      </w:r>
-      <w:r>
-        <w:t>正文自动使用相对路径。</w:t>
+        <w:t>,正文自动使用相对路径。</w:t>
       </w:r>
     </w:p>
     <w:p>
@@ -4103,10 +3754,7 @@
         <w:pStyle w:val="af"/>
       </w:pPr>
       <w:r>
-        <w:t>不要手工写成</w:t>
-      </w:r>
-      <w:r>
-        <w:t xml:space="preserve"> </w:t>
+        <w:t xml:space="preserve">不要手工写成 </w:t>
       </w:r>
       <w:r>
         <w:rPr>
@@ -4114,7 +3762,10 @@
           <w:sz w:val="19"/>
           <w:shd w:val="clear" w:color="auto" w:fill="F0F0F0"/>
         </w:rPr>
-        <w:t>/images/</w:t>
+        <w:t>/images/图片.png</w:t>
+      </w:r>
+      <w:r>
+        <w:t xml:space="preserve">。这种根路径在 GitHub Pages 子路径部署下会变成死链。优先让后台插入图片,或使用 </w:t>
       </w:r>
       <w:r>
         <w:rPr>
@@ -4122,198 +3773,114 @@
           <w:sz w:val="19"/>
           <w:shd w:val="clear" w:color="auto" w:fill="F0F0F0"/>
         </w:rPr>
-        <w:t>图片</w:t>
-      </w:r>
-      <w:r>
-        <w:rPr>
-          <w:rFonts w:ascii="Consolas" w:eastAsia="Consolas" w:hAnsi="Consolas"/>
-          <w:sz w:val="19"/>
-          <w:shd w:val="clear" w:color="auto" w:fill="F0F0F0"/>
-        </w:rPr>
-        <w:t>.png</w:t>
-      </w:r>
-      <w:r>
-        <w:t>。这种根路径在</w:t>
-      </w:r>
-      <w:r>
-        <w:t xml:space="preserve"> GitHub Pages </w:t>
-      </w:r>
-      <w:r>
-        <w:t>子路径部署下会变成死链。优先让后台插入图片</w:t>
-      </w:r>
-      <w:r>
-        <w:t>,</w:t>
-      </w:r>
-      <w:r>
-        <w:t>或使用</w:t>
-      </w:r>
-      <w:r>
-        <w:t xml:space="preserve"> </w:t>
-      </w:r>
-      <w:r>
-        <w:rPr>
-          <w:rFonts w:ascii="Consolas" w:eastAsia="Consolas" w:hAnsi="Consolas"/>
-          <w:sz w:val="19"/>
-          <w:shd w:val="clear" w:color="auto" w:fill="F0F0F0"/>
-        </w:rPr>
-        <w:t>./images/</w:t>
-      </w:r>
-      <w:r>
-        <w:rPr>
-          <w:rFonts w:ascii="Consolas" w:eastAsia="Consolas" w:hAnsi="Consolas"/>
-          <w:sz w:val="19"/>
-          <w:shd w:val="clear" w:color="auto" w:fill="F0F0F0"/>
-        </w:rPr>
-        <w:t>图片</w:t>
-      </w:r>
-      <w:r>
-        <w:rPr>
-          <w:rFonts w:ascii="Consolas" w:eastAsia="Consolas" w:hAnsi="Consolas"/>
-          <w:sz w:val="19"/>
-          <w:shd w:val="clear" w:color="auto" w:fill="F0F0F0"/>
-        </w:rPr>
-        <w:t>.png</w:t>
-      </w:r>
-      <w:r>
-        <w:t xml:space="preserve"> </w:t>
-      </w:r>
-      <w:r>
-        <w:t>这样的相对路径。</w:t>
+        <w:t>./images/图片.png</w:t>
+      </w:r>
+      <w:r>
+        <w:t xml:space="preserve"> 这样的相对路径。</w:t>
       </w:r>
     </w:p>
     <w:p>
       <w:pPr>
         <w:pStyle w:val="31"/>
       </w:pPr>
-      <w:bookmarkStart w:id="8" w:name="_Toc243336170"/>
+      <w:bookmarkStart w:id="7" w:name="_Toc243492181"/>
       <w:r>
         <w:rPr>
           <w:rFonts w:ascii="微软雅黑" w:eastAsia="微软雅黑" w:hAnsi="微软雅黑"/>
         </w:rPr>
-        <w:t xml:space="preserve">2.6 </w:t>
-      </w:r>
+        <w:t>2.6 后台保存后没有更新</w:t>
+      </w:r>
+      <w:bookmarkEnd w:id="7"/>
+    </w:p>
+    <w:p>
+      <w:pPr>
+        <w:pStyle w:val="af"/>
+      </w:pPr>
+      <w:r>
+        <w:t>依次检查:</w:t>
+      </w:r>
+    </w:p>
+    <w:p>
+      <w:pPr>
+        <w:pStyle w:val="a"/>
+        <w:numPr>
+          <w:ilvl w:val="0"/>
+          <w:numId w:val="12"/>
+        </w:numPr>
+      </w:pPr>
+      <w:r>
+        <w:t>文章是否仍处于草稿状态。</w:t>
+      </w:r>
+    </w:p>
+    <w:p>
+      <w:pPr>
+        <w:pStyle w:val="a"/>
+        <w:numPr>
+          <w:ilvl w:val="0"/>
+          <w:numId w:val="12"/>
+        </w:numPr>
+      </w:pPr>
+      <w:r>
+        <w:t>是否已经点击保存。</w:t>
+      </w:r>
+    </w:p>
+    <w:p>
+      <w:pPr>
+        <w:pStyle w:val="a"/>
+        <w:numPr>
+          <w:ilvl w:val="0"/>
+          <w:numId w:val="12"/>
+        </w:numPr>
+      </w:pPr>
+      <w:r>
+        <w:t>GitHub Actions 或 Cloudflare Deployments 是否部署成功。</w:t>
+      </w:r>
+    </w:p>
+    <w:p>
+      <w:pPr>
+        <w:pStyle w:val="a"/>
+        <w:numPr>
+          <w:ilvl w:val="0"/>
+          <w:numId w:val="12"/>
+        </w:numPr>
+      </w:pPr>
+      <w:r>
+        <w:lastRenderedPageBreak/>
+        <w:t>浏览器是否缓存了旧页面,尝试强刷新。</w:t>
+      </w:r>
+    </w:p>
+    <w:p>
+      <w:pPr>
+        <w:pStyle w:val="21"/>
+      </w:pPr>
+      <w:bookmarkStart w:id="8" w:name="_Toc243492182"/>
       <w:r>
         <w:rPr>
           <w:rFonts w:ascii="微软雅黑" w:eastAsia="微软雅黑" w:hAnsi="微软雅黑"/>
         </w:rPr>
-        <w:t>后台保存后没有更新</w:t>
+        <w:t>3. 本地写作和预览</w:t>
       </w:r>
       <w:bookmarkEnd w:id="8"/>
     </w:p>
     <w:p>
       <w:pPr>
-        <w:pStyle w:val="af"/>
-      </w:pPr>
-      <w:r>
-        <w:t>依次检查</w:t>
-      </w:r>
-      <w:r>
-        <w:t>:</w:t>
-      </w:r>
-    </w:p>
-    <w:p>
-      <w:pPr>
-        <w:pStyle w:val="a"/>
-      </w:pPr>
-      <w:r>
-        <w:t>文章是否仍处于草稿状态。</w:t>
-      </w:r>
-    </w:p>
-    <w:p>
-      <w:pPr>
-        <w:pStyle w:val="a"/>
-      </w:pPr>
-      <w:r>
-        <w:t>是否已经点击保存。</w:t>
-      </w:r>
-    </w:p>
-    <w:p>
-      <w:pPr>
-        <w:pStyle w:val="a"/>
-      </w:pPr>
-      <w:r>
-        <w:t xml:space="preserve">GitHub Actions </w:t>
-      </w:r>
-      <w:r>
-        <w:t>或</w:t>
-      </w:r>
-      <w:r>
-        <w:t xml:space="preserve"> Cloudflare Deployments </w:t>
-      </w:r>
-      <w:r>
-        <w:t>是否部署成功。</w:t>
-      </w:r>
-    </w:p>
-    <w:p>
-      <w:pPr>
-        <w:pStyle w:val="a"/>
-      </w:pPr>
-      <w:r>
-        <w:t>浏览器是否缓存了旧页面</w:t>
-      </w:r>
-      <w:r>
-        <w:t>,</w:t>
-      </w:r>
-      <w:r>
-        <w:t>尝试强刷新。</w:t>
-      </w:r>
-    </w:p>
-    <w:p>
-      <w:pPr>
-        <w:pStyle w:val="21"/>
-      </w:pPr>
-      <w:bookmarkStart w:id="9" w:name="_Toc243336171"/>
+        <w:pStyle w:val="31"/>
+      </w:pPr>
+      <w:bookmarkStart w:id="9" w:name="_Toc243492183"/>
       <w:r>
         <w:rPr>
           <w:rFonts w:ascii="微软雅黑" w:eastAsia="微软雅黑" w:hAnsi="微软雅黑"/>
         </w:rPr>
-        <w:t xml:space="preserve">3. </w:t>
-      </w:r>
-      <w:r>
-        <w:rPr>
-          <w:rFonts w:ascii="微软雅黑" w:eastAsia="微软雅黑" w:hAnsi="微软雅黑"/>
-        </w:rPr>
-        <w:t>本地写作和预览</w:t>
+        <w:t>3.1 环境要求</w:t>
       </w:r>
       <w:bookmarkEnd w:id="9"/>
     </w:p>
     <w:p>
       <w:pPr>
-        <w:pStyle w:val="31"/>
-      </w:pPr>
-      <w:bookmarkStart w:id="10" w:name="_Toc243336172"/>
-      <w:r>
-        <w:rPr>
-          <w:rFonts w:ascii="微软雅黑" w:eastAsia="微软雅黑" w:hAnsi="微软雅黑"/>
-        </w:rPr>
-        <w:t xml:space="preserve">3.1 </w:t>
-      </w:r>
-      <w:r>
-        <w:rPr>
-          <w:rFonts w:ascii="微软雅黑" w:eastAsia="微软雅黑" w:hAnsi="微软雅黑"/>
-        </w:rPr>
-        <w:t>环境要求</w:t>
-      </w:r>
-      <w:bookmarkEnd w:id="10"/>
-    </w:p>
-    <w:p>
-      <w:pPr>
         <w:pStyle w:val="a0"/>
       </w:pPr>
       <w:r>
-        <w:t xml:space="preserve">Node.js 22.12.0 </w:t>
-      </w:r>
-      <w:r>
-        <w:t>或更高版本</w:t>
-      </w:r>
-      <w:r>
-        <w:t>,</w:t>
-      </w:r>
-      <w:r>
-        <w:t>推荐</w:t>
-      </w:r>
-      <w:r>
-        <w:t xml:space="preserve"> Node 24</w:t>
+        <w:t>Node.js 22.12.0 或更高版本,推荐 Node 24</w:t>
       </w:r>
     </w:p>
     <w:p>
@@ -4329,10 +3896,7 @@
         <w:pStyle w:val="a0"/>
       </w:pPr>
       <w:r>
-        <w:t>项目目录</w:t>
-      </w:r>
-      <w:r>
-        <w:t>:</w:t>
+        <w:t>项目目录:</w:t>
       </w:r>
       <w:r>
         <w:rPr>
@@ -4348,11 +3912,7 @@
         <w:pStyle w:val="af"/>
       </w:pPr>
       <w:r>
-        <w:lastRenderedPageBreak/>
-        <w:t>第一次在新机器上使用</w:t>
-      </w:r>
-      <w:r>
-        <w:t>:</w:t>
+        <w:t>第一次在新机器上使用:</w:t>
       </w:r>
     </w:p>
     <w:p>
@@ -4365,14 +3925,10 @@
       </w:r>
       <w:r>
         <w:br/>
-      </w:r>
-      <w:r>
         <w:t>npm ci</w:t>
       </w:r>
       <w:r>
         <w:br/>
-      </w:r>
-      <w:r>
         <w:t>npm run dev</w:t>
       </w:r>
     </w:p>
@@ -4381,10 +3937,7 @@
         <w:pStyle w:val="af"/>
       </w:pPr>
       <w:r>
-        <w:t>打开</w:t>
-      </w:r>
-      <w:r>
-        <w:t xml:space="preserve"> </w:t>
+        <w:t xml:space="preserve">打开 </w:t>
       </w:r>
       <w:hyperlink r:id="rId15">
         <w:r>
@@ -4396,16 +3949,7 @@
         </w:r>
       </w:hyperlink>
       <w:r>
-        <w:t>。修改文件后页面会自动刷新</w:t>
-      </w:r>
-      <w:r>
-        <w:t>,</w:t>
-      </w:r>
-      <w:r>
-        <w:t>按</w:t>
-      </w:r>
-      <w:r>
-        <w:t xml:space="preserve"> </w:t>
+        <w:t xml:space="preserve">。修改文件后页面会自动刷新,按 </w:t>
       </w:r>
       <w:r>
         <w:rPr>
@@ -4416,46 +3960,28 @@
         <w:t>Ctrl+C</w:t>
       </w:r>
       <w:r>
-        <w:t xml:space="preserve"> </w:t>
-      </w:r>
-      <w:r>
-        <w:t>停止。</w:t>
+        <w:t xml:space="preserve"> 停止。</w:t>
       </w:r>
     </w:p>
     <w:p>
       <w:pPr>
         <w:pStyle w:val="31"/>
       </w:pPr>
-      <w:bookmarkStart w:id="11" w:name="_Toc243336173"/>
+      <w:bookmarkStart w:id="10" w:name="_Toc243492184"/>
       <w:r>
         <w:rPr>
           <w:rFonts w:ascii="微软雅黑" w:eastAsia="微软雅黑" w:hAnsi="微软雅黑"/>
         </w:rPr>
-        <w:t xml:space="preserve">3.2 Markdown </w:t>
-      </w:r>
-      <w:r>
-        <w:rPr>
-          <w:rFonts w:ascii="微软雅黑" w:eastAsia="微软雅黑" w:hAnsi="微软雅黑"/>
-        </w:rPr>
-        <w:t>文章位置</w:t>
-      </w:r>
-      <w:bookmarkEnd w:id="11"/>
+        <w:t>3.2 Markdown 文章位置</w:t>
+      </w:r>
+      <w:bookmarkEnd w:id="10"/>
     </w:p>
     <w:p>
       <w:pPr>
         <w:pStyle w:val="af"/>
       </w:pPr>
       <w:r>
-        <w:t>本地新建文章时</w:t>
-      </w:r>
-      <w:r>
-        <w:t>,</w:t>
-      </w:r>
-      <w:r>
-        <w:t>在</w:t>
-      </w:r>
-      <w:r>
-        <w:t xml:space="preserve"> </w:t>
+        <w:t xml:space="preserve">本地新建文章时,在 </w:t>
       </w:r>
       <w:r>
         <w:rPr>
@@ -4466,13 +3992,7 @@
         <w:t>src/content/posts/</w:t>
       </w:r>
       <w:r>
-        <w:t xml:space="preserve"> </w:t>
-      </w:r>
-      <w:r>
-        <w:t>下创建</w:t>
-      </w:r>
-      <w:r>
-        <w:t xml:space="preserve"> </w:t>
+        <w:t xml:space="preserve"> 下创建 </w:t>
       </w:r>
       <w:r>
         <w:rPr>
@@ -4483,13 +4003,7 @@
         <w:t>.md</w:t>
       </w:r>
       <w:r>
-        <w:t xml:space="preserve"> </w:t>
-      </w:r>
-      <w:r>
-        <w:t>文件</w:t>
-      </w:r>
-      <w:r>
-        <w:t>:</w:t>
+        <w:t xml:space="preserve"> 文件:</w:t>
       </w:r>
     </w:p>
     <w:p>
@@ -4502,62 +4016,26 @@
       </w:r>
       <w:r>
         <w:br/>
-      </w:r>
-      <w:r>
-        <w:t xml:space="preserve">title: </w:t>
-      </w:r>
-      <w:r>
-        <w:t>文章标题</w:t>
+        <w:t>title: 文章标题</w:t>
       </w:r>
       <w:r>
         <w:br/>
-      </w:r>
-      <w:r>
-        <w:t xml:space="preserve">description: </w:t>
-      </w:r>
-      <w:r>
-        <w:t>一句话摘要</w:t>
-      </w:r>
-      <w:r>
-        <w:t>,</w:t>
-      </w:r>
-      <w:r>
-        <w:t>最多</w:t>
-      </w:r>
-      <w:r>
-        <w:t xml:space="preserve"> 160 </w:t>
-      </w:r>
-      <w:r>
-        <w:t>字</w:t>
+        <w:t>description: 一句话摘要,最多 160 字</w:t>
       </w:r>
       <w:r>
         <w:br/>
-      </w:r>
-      <w:r>
         <w:t>pubDate: 2026-10-19</w:t>
       </w:r>
       <w:r>
         <w:br/>
-      </w:r>
-      <w:r>
         <w:t>lang: zh</w:t>
       </w:r>
       <w:r>
         <w:br/>
-      </w:r>
-      <w:r>
-        <w:t>tags: [</w:t>
-      </w:r>
-      <w:r>
-        <w:t>随笔</w:t>
-      </w:r>
-      <w:r>
-        <w:t>]</w:t>
+        <w:t>tags: [随笔]</w:t>
       </w:r>
       <w:r>
         <w:br/>
-      </w:r>
-      <w:r>
         <w:t>---</w:t>
       </w:r>
       <w:r>
@@ -4565,8 +4043,6 @@
       </w:r>
       <w:r>
         <w:br/>
-      </w:r>
-      <w:r>
         <w:t>正文从这里开始。</w:t>
       </w:r>
     </w:p>
@@ -4575,16 +4051,7 @@
         <w:pStyle w:val="af"/>
       </w:pPr>
       <w:r>
-        <w:t>建议文件名只使用英文小写字母、数字和连字符</w:t>
-      </w:r>
-      <w:r>
-        <w:t>,</w:t>
-      </w:r>
-      <w:r>
-        <w:t>例如</w:t>
-      </w:r>
-      <w:r>
-        <w:t xml:space="preserve"> </w:t>
+        <w:t xml:space="preserve">建议文件名只使用英文小写字母、数字和连字符,例如 </w:t>
       </w:r>
       <w:r>
         <w:rPr>
@@ -4595,43 +4062,28 @@
         <w:t>my-first-post.md</w:t>
       </w:r>
       <w:r>
-        <w:t>。文件名中的点号会被移除</w:t>
-      </w:r>
-      <w:r>
-        <w:t>,</w:t>
-      </w:r>
-      <w:r>
-        <w:t>不要依赖它生成网址。</w:t>
+        <w:t>。文件名中的点号会被移除,不要依赖它生成网址。</w:t>
       </w:r>
     </w:p>
     <w:p>
       <w:pPr>
         <w:pStyle w:val="31"/>
       </w:pPr>
-      <w:bookmarkStart w:id="12" w:name="_Toc243336174"/>
+      <w:bookmarkStart w:id="11" w:name="_Toc243492185"/>
       <w:r>
         <w:rPr>
           <w:rFonts w:ascii="微软雅黑" w:eastAsia="微软雅黑" w:hAnsi="微软雅黑"/>
         </w:rPr>
-        <w:t xml:space="preserve">3.3 </w:t>
-      </w:r>
-      <w:r>
-        <w:rPr>
-          <w:rFonts w:ascii="微软雅黑" w:eastAsia="微软雅黑" w:hAnsi="微软雅黑"/>
-        </w:rPr>
-        <w:t>本地链接规则</w:t>
-      </w:r>
-      <w:bookmarkEnd w:id="12"/>
+        <w:t>3.3 本地链接规则</w:t>
+      </w:r>
+      <w:bookmarkEnd w:id="11"/>
     </w:p>
     <w:p>
       <w:pPr>
         <w:pStyle w:val="af"/>
       </w:pPr>
       <w:r>
-        <w:t>文章内引用本站其他页面时使用相对路径</w:t>
-      </w:r>
-      <w:r>
-        <w:t>:</w:t>
+        <w:t>文章内引用本站其他页面时使用相对路径:</w:t>
       </w:r>
     </w:p>
     <w:p>
@@ -4640,13 +4092,7 @@
         <w:keepLines/>
       </w:pPr>
       <w:r>
-        <w:t>[</w:t>
-      </w:r>
-      <w:r>
-        <w:t>去关于页</w:t>
-      </w:r>
-      <w:r>
-        <w:t>](../../about/)</w:t>
+        <w:t>[去关于页](../../about/)</w:t>
       </w:r>
     </w:p>
     <w:p>
@@ -4654,10 +4100,7 @@
         <w:pStyle w:val="af"/>
       </w:pPr>
       <w:r>
-        <w:t>不要写</w:t>
-      </w:r>
-      <w:r>
-        <w:t xml:space="preserve"> </w:t>
+        <w:t xml:space="preserve">不要写 </w:t>
       </w:r>
       <w:r>
         <w:rPr>
@@ -4668,157 +4111,101 @@
         <w:t>/zh/about/</w:t>
       </w:r>
       <w:r>
-        <w:t xml:space="preserve"> </w:t>
-      </w:r>
-      <w:r>
-        <w:t>这类从站点根目录开始的链接。两种平台的部署</w:t>
-      </w:r>
-      <w:r>
-        <w:t xml:space="preserve"> base </w:t>
-      </w:r>
-      <w:r>
-        <w:t>不同</w:t>
-      </w:r>
-      <w:r>
-        <w:t>,</w:t>
-      </w:r>
-      <w:r>
-        <w:t>根路径容易在</w:t>
-      </w:r>
-      <w:r>
-        <w:t xml:space="preserve"> GitHub Pages </w:t>
-      </w:r>
-      <w:r>
-        <w:t>下变成死链。</w:t>
+        <w:t xml:space="preserve"> 这类从站点根目录开始的链接。两种平台的部署 base 不同,根路径容易在 GitHub Pages 下变成死链。</w:t>
       </w:r>
     </w:p>
     <w:p>
       <w:pPr>
         <w:pStyle w:val="31"/>
       </w:pPr>
-      <w:bookmarkStart w:id="13" w:name="_Toc243336175"/>
+      <w:bookmarkStart w:id="12" w:name="_Toc243492186"/>
       <w:r>
         <w:rPr>
           <w:rFonts w:ascii="微软雅黑" w:eastAsia="微软雅黑" w:hAnsi="微软雅黑"/>
         </w:rPr>
-        <w:t xml:space="preserve">3.4 </w:t>
-      </w:r>
+        <w:lastRenderedPageBreak/>
+        <w:t>3.4 内容检查</w:t>
+      </w:r>
+      <w:bookmarkEnd w:id="12"/>
+    </w:p>
+    <w:p>
+      <w:pPr>
+        <w:pStyle w:val="af"/>
+      </w:pPr>
+      <w:r>
+        <w:t>发布前运行:</w:t>
+      </w:r>
+    </w:p>
+    <w:p>
+      <w:pPr>
+        <w:pStyle w:val="CodeBlock"/>
+        <w:keepLines/>
+      </w:pPr>
+      <w:r>
+        <w:t>npm run verify:frontend</w:t>
+      </w:r>
+    </w:p>
+    <w:p>
+      <w:pPr>
+        <w:pStyle w:val="af"/>
+      </w:pPr>
+      <w:r>
+        <w:t>这条命令会检查类型、单元测试、两种部署路径、页面链接、内容规则、RSS、分享图和必需页面。全部通过再提交。</w:t>
+      </w:r>
+    </w:p>
+    <w:p>
+      <w:pPr>
+        <w:pStyle w:val="af"/>
+      </w:pPr>
+      <w:r>
+        <w:t>只想快速检查死链:</w:t>
+      </w:r>
+    </w:p>
+    <w:p>
+      <w:pPr>
+        <w:pStyle w:val="CodeBlock"/>
+        <w:keepLines/>
+      </w:pPr>
+      <w:r>
+        <w:t>npm run build</w:t>
+      </w:r>
+      <w:r>
+        <w:br/>
+        <w:t>npm run check:links</w:t>
+      </w:r>
+    </w:p>
+    <w:p>
+      <w:pPr>
+        <w:pStyle w:val="21"/>
+      </w:pPr>
+      <w:bookmarkStart w:id="13" w:name="_Toc243492187"/>
       <w:r>
         <w:rPr>
           <w:rFonts w:ascii="微软雅黑" w:eastAsia="微软雅黑" w:hAnsi="微软雅黑"/>
         </w:rPr>
-        <w:t>内容检查</w:t>
+        <w:t>4. 发布、回滚和部署状态</w:t>
       </w:r>
       <w:bookmarkEnd w:id="13"/>
     </w:p>
     <w:p>
       <w:pPr>
-        <w:pStyle w:val="af"/>
-      </w:pPr>
-      <w:r>
-        <w:t>发布前运行</w:t>
-      </w:r>
-      <w:r>
-        <w:t>:</w:t>
-      </w:r>
-    </w:p>
-    <w:p>
-      <w:pPr>
-        <w:pStyle w:val="CodeBlock"/>
-        <w:keepLines/>
-      </w:pPr>
-      <w:r>
-        <w:t>npm run verify:frontend</w:t>
-      </w:r>
-    </w:p>
-    <w:p>
-      <w:pPr>
-        <w:pStyle w:val="af"/>
-      </w:pPr>
-      <w:r>
-        <w:t>这条命令会检查类型、单元测试、两种部署路径、页面链接、内容规则、</w:t>
-      </w:r>
-      <w:r>
-        <w:t>RSS</w:t>
-      </w:r>
-      <w:r>
-        <w:t>、分享图和必需页面。全部通过再提交。</w:t>
-      </w:r>
-    </w:p>
-    <w:p>
-      <w:pPr>
-        <w:pStyle w:val="af"/>
-      </w:pPr>
-      <w:r>
-        <w:t>只想快速检查死链</w:t>
-      </w:r>
-      <w:r>
-        <w:t>:</w:t>
-      </w:r>
-    </w:p>
-    <w:p>
-      <w:pPr>
-        <w:pStyle w:val="CodeBlock"/>
-        <w:keepLines/>
-      </w:pPr>
-      <w:r>
-        <w:lastRenderedPageBreak/>
-        <w:t>npm run build</w:t>
-      </w:r>
-      <w:r>
-        <w:br/>
-      </w:r>
-      <w:r>
-        <w:t>npm run check:links</w:t>
-      </w:r>
-    </w:p>
-    <w:p>
-      <w:pPr>
-        <w:pStyle w:val="21"/>
-      </w:pPr>
-      <w:bookmarkStart w:id="14" w:name="_Toc243336176"/>
+        <w:pStyle w:val="31"/>
+      </w:pPr>
+      <w:bookmarkStart w:id="14" w:name="_Toc243492188"/>
       <w:r>
         <w:rPr>
           <w:rFonts w:ascii="微软雅黑" w:eastAsia="微软雅黑" w:hAnsi="微软雅黑"/>
         </w:rPr>
-        <w:t xml:space="preserve">4. </w:t>
-      </w:r>
-      <w:r>
-        <w:rPr>
-          <w:rFonts w:ascii="微软雅黑" w:eastAsia="微软雅黑" w:hAnsi="微软雅黑"/>
-        </w:rPr>
-        <w:t>发布、回滚和部署状态</w:t>
+        <w:t>4.1 通过后台发布</w:t>
       </w:r>
       <w:bookmarkEnd w:id="14"/>
     </w:p>
     <w:p>
       <w:pPr>
-        <w:pStyle w:val="31"/>
-      </w:pPr>
-      <w:bookmarkStart w:id="15" w:name="_Toc243336177"/>
-      <w:r>
-        <w:rPr>
-          <w:rFonts w:ascii="微软雅黑" w:eastAsia="微软雅黑" w:hAnsi="微软雅黑"/>
-        </w:rPr>
-        <w:t xml:space="preserve">4.1 </w:t>
-      </w:r>
-      <w:r>
-        <w:rPr>
-          <w:rFonts w:ascii="微软雅黑" w:eastAsia="微软雅黑" w:hAnsi="微软雅黑"/>
-        </w:rPr>
-        <w:t>通过后台发布</w:t>
-      </w:r>
-      <w:bookmarkEnd w:id="15"/>
-    </w:p>
-    <w:p>
-      <w:pPr>
         <w:pStyle w:val="af"/>
       </w:pPr>
       <w:r>
-        <w:t>后台保存会自动向</w:t>
-      </w:r>
-      <w:r>
-        <w:t xml:space="preserve"> </w:t>
+        <w:t xml:space="preserve">后台保存会自动向 </w:t>
       </w:r>
       <w:r>
         <w:rPr>
@@ -4829,19 +4216,7 @@
         <w:t>liyukki/yukki-rui</w:t>
       </w:r>
       <w:r>
-        <w:t xml:space="preserve"> </w:t>
-      </w:r>
-      <w:r>
-        <w:t>仓库提交</w:t>
-      </w:r>
-      <w:r>
-        <w:t xml:space="preserve"> commit</w:t>
-      </w:r>
-      <w:r>
-        <w:t>。推送后</w:t>
-      </w:r>
-      <w:r>
-        <w:t>:</w:t>
+        <w:t xml:space="preserve"> 仓库提交 commit。推送后:</w:t>
       </w:r>
     </w:p>
     <w:p>
@@ -4849,13 +4224,7 @@
         <w:pStyle w:val="a0"/>
       </w:pPr>
       <w:r>
-        <w:t xml:space="preserve">GitHub Pages </w:t>
-      </w:r>
-      <w:r>
-        <w:t>由</w:t>
-      </w:r>
-      <w:r>
-        <w:t xml:space="preserve"> </w:t>
+        <w:t xml:space="preserve">GitHub Pages 由 </w:t>
       </w:r>
       <w:r>
         <w:rPr>
@@ -4866,10 +4235,7 @@
         <w:t>.github/workflows/deploy.yml</w:t>
       </w:r>
       <w:r>
-        <w:t xml:space="preserve"> </w:t>
-      </w:r>
-      <w:r>
-        <w:t>自动构建。</w:t>
+        <w:t xml:space="preserve"> 自动构建。</w:t>
       </w:r>
     </w:p>
     <w:p>
@@ -4877,10 +4243,7 @@
         <w:pStyle w:val="a0"/>
       </w:pPr>
       <w:r>
-        <w:t xml:space="preserve">Cloudflare Pages </w:t>
-      </w:r>
-      <w:r>
-        <w:t>由仓库连接自动构建。</w:t>
+        <w:t>Cloudflare Pages 由仓库连接自动构建。</w:t>
       </w:r>
     </w:p>
     <w:p>
@@ -4888,16 +4251,7 @@
         <w:pStyle w:val="a0"/>
       </w:pPr>
       <w:r>
-        <w:t>两个平台使用同一份内容</w:t>
-      </w:r>
-      <w:r>
-        <w:t>,</w:t>
-      </w:r>
-      <w:r>
-        <w:t>但分别使用自己的</w:t>
-      </w:r>
-      <w:r>
-        <w:t xml:space="preserve"> </w:t>
+        <w:t xml:space="preserve">两个平台使用同一份内容,但分别使用自己的 </w:t>
       </w:r>
       <w:r>
         <w:rPr>
@@ -4908,13 +4262,7 @@
         <w:t>SITE_BASE</w:t>
       </w:r>
       <w:r>
-        <w:t xml:space="preserve"> </w:t>
-      </w:r>
-      <w:r>
-        <w:t>和</w:t>
-      </w:r>
-      <w:r>
-        <w:t xml:space="preserve"> </w:t>
+        <w:t xml:space="preserve"> 和 </w:t>
       </w:r>
       <w:r>
         <w:rPr>
@@ -4930,34 +4278,24 @@
     </w:p>
     <w:p>
       <w:pPr>
+        <w:pStyle w:val="af"/>
+      </w:pPr>
+      <w:r>
+        <w:t>定时发布同样走这条链路: .github/workflows/publish-scheduled.yml 每 30 分钟检查一次,到点后推一个空提交触发 Cloudflare Pages,再显式调度 deploy.yml 并等待 GitHub Pages 部署完成。默认 GITHUB_TOKEN 产生的 push 不会递归触发其他 workflow,所以显式调度不能删。GitHub 连续 60 天没有活动时,定时任务可能被暂停,需要到仓库 Actions 页手动恢复。</w:t>
+      </w:r>
+    </w:p>
+    <w:p>
+      <w:pPr>
         <w:pStyle w:val="31"/>
       </w:pPr>
-      <w:bookmarkStart w:id="16" w:name="_Toc243336178"/>
+      <w:bookmarkStart w:id="15" w:name="_Toc243492189"/>
       <w:r>
         <w:rPr>
           <w:rFonts w:ascii="微软雅黑" w:eastAsia="微软雅黑" w:hAnsi="微软雅黑"/>
         </w:rPr>
-        <w:t xml:space="preserve">4.2 </w:t>
-      </w:r>
-      <w:r>
-        <w:rPr>
-          <w:rFonts w:ascii="微软雅黑" w:eastAsia="微软雅黑" w:hAnsi="微软雅黑"/>
-        </w:rPr>
-        <w:t>通过本地</w:t>
-      </w:r>
-      <w:r>
-        <w:rPr>
-          <w:rFonts w:ascii="微软雅黑" w:eastAsia="微软雅黑" w:hAnsi="微软雅黑"/>
-        </w:rPr>
-        <w:t xml:space="preserve"> Git </w:t>
-      </w:r>
-      <w:r>
-        <w:rPr>
-          <w:rFonts w:ascii="微软雅黑" w:eastAsia="微软雅黑" w:hAnsi="微软雅黑"/>
-        </w:rPr>
-        <w:t>发布</w:t>
-      </w:r>
-      <w:bookmarkEnd w:id="16"/>
+        <w:t>4.2 通过本地 Git 发布</w:t>
+      </w:r>
+      <w:bookmarkEnd w:id="15"/>
     </w:p>
     <w:p>
       <w:pPr>
@@ -4969,38 +4307,22 @@
       </w:r>
       <w:r>
         <w:br/>
-      </w:r>
-      <w:r>
         <w:t>npm run verify:frontend</w:t>
       </w:r>
       <w:r>
         <w:br/>
-      </w:r>
-      <w:r>
         <w:t>git status</w:t>
       </w:r>
       <w:r>
         <w:br/>
-      </w:r>
-      <w:r>
         <w:t>git add -A</w:t>
       </w:r>
       <w:r>
         <w:br/>
-      </w:r>
-      <w:r>
-        <w:t>git commit -m "</w:t>
-      </w:r>
-      <w:r>
-        <w:t>更新文章</w:t>
-      </w:r>
-      <w:r>
-        <w:t>"</w:t>
+        <w:t>git commit -m "更新文章"</w:t>
       </w:r>
       <w:r>
         <w:br/>
-      </w:r>
-      <w:r>
         <w:t>git push</w:t>
       </w:r>
     </w:p>
@@ -5017,34 +4339,107 @@
         <w:t>dist/</w:t>
       </w:r>
       <w:r>
-        <w:t xml:space="preserve"> </w:t>
-      </w:r>
-      <w:r>
-        <w:t>是构建产物</w:t>
-      </w:r>
-      <w:r>
-        <w:t>,</w:t>
-      </w:r>
-      <w:r>
-        <w:t>不要提交。</w:t>
+        <w:t xml:space="preserve"> 是构建产物,不要提交。</w:t>
       </w:r>
     </w:p>
     <w:p>
       <w:pPr>
         <w:pStyle w:val="31"/>
       </w:pPr>
-      <w:bookmarkStart w:id="17" w:name="_Toc243336179"/>
+      <w:bookmarkStart w:id="16" w:name="_Toc243492190"/>
       <w:r>
         <w:rPr>
           <w:rFonts w:ascii="微软雅黑" w:eastAsia="微软雅黑" w:hAnsi="微软雅黑"/>
         </w:rPr>
-        <w:t xml:space="preserve">4.3 </w:t>
-      </w:r>
+        <w:t>4.3 查看部署</w:t>
+      </w:r>
+      <w:bookmarkEnd w:id="16"/>
+    </w:p>
+    <w:p>
+      <w:pPr>
+        <w:pStyle w:val="af"/>
+      </w:pPr>
+      <w:r>
+        <w:t>GitHub Actions:</w:t>
+      </w:r>
+    </w:p>
+    <w:p>
+      <w:pPr>
+        <w:pStyle w:val="CodeBlock"/>
+        <w:keepLines/>
+      </w:pPr>
+      <w:r>
+        <w:lastRenderedPageBreak/>
+        <w:t>gh run list --limit 5</w:t>
+      </w:r>
+      <w:r>
+        <w:br/>
+        <w:t>gh run watch &lt;run-id&gt; --exit-status</w:t>
+      </w:r>
+    </w:p>
+    <w:p>
+      <w:pPr>
+        <w:pStyle w:val="af"/>
+      </w:pPr>
+      <w:r>
+        <w:t>Cloudflare Pages:</w:t>
+      </w:r>
+    </w:p>
+    <w:p>
+      <w:pPr>
+        <w:pStyle w:val="CodeBlock"/>
+        <w:keepLines/>
+      </w:pPr>
+      <w:r>
+        <w:t>npx wrangler pages deployment list --project-name yukki-rui</w:t>
+      </w:r>
+    </w:p>
+    <w:p>
+      <w:pPr>
+        <w:pStyle w:val="af"/>
+      </w:pPr>
+      <w:r>
+        <w:t>线上地址:</w:t>
+      </w:r>
+    </w:p>
+    <w:p>
+      <w:pPr>
+        <w:pStyle w:val="a0"/>
+      </w:pPr>
+      <w:hyperlink r:id="rId16">
+        <w:r>
+          <w:rPr>
+            <w:color w:val="0563C1"/>
+            <w:u w:val="single"/>
+          </w:rPr>
+          <w:t>https://liyukki.github.io/yukki-rui/</w:t>
+        </w:r>
+      </w:hyperlink>
+    </w:p>
+    <w:p>
+      <w:pPr>
+        <w:pStyle w:val="a0"/>
+      </w:pPr>
+      <w:hyperlink r:id="rId17">
+        <w:r>
+          <w:rPr>
+            <w:color w:val="0563C1"/>
+            <w:u w:val="single"/>
+          </w:rPr>
+          <w:t>https://yukki-rui.pages.dev/</w:t>
+        </w:r>
+      </w:hyperlink>
+    </w:p>
+    <w:p>
+      <w:pPr>
+        <w:pStyle w:val="31"/>
+      </w:pPr>
+      <w:bookmarkStart w:id="17" w:name="_Toc243492191"/>
       <w:r>
         <w:rPr>
           <w:rFonts w:ascii="微软雅黑" w:eastAsia="微软雅黑" w:hAnsi="微软雅黑"/>
         </w:rPr>
-        <w:t>查看部署</w:t>
+        <w:t>4.4 回滚一次改动</w:t>
       </w:r>
       <w:bookmarkEnd w:id="17"/>
     </w:p>
@@ -5053,7 +4448,7 @@
         <w:pStyle w:val="af"/>
       </w:pPr>
       <w:r>
-        <w:t>GitHub Actions:</w:t>
+        <w:t>内容保存在 Git 历史中。若某次修改有问题,可以回滚对应 commit:</w:t>
       </w:r>
     </w:p>
     <w:p>
@@ -5062,13 +4457,15 @@
         <w:keepLines/>
       </w:pPr>
       <w:r>
-        <w:t>gh run list --limit 5</w:t>
+        <w:t>git log --oneline</w:t>
       </w:r>
       <w:r>
         <w:br/>
-      </w:r>
-      <w:r>
-        <w:t>gh run watch &lt;run-id&gt; --exit-status</w:t>
+        <w:t>git revert &lt;commit-id&gt;</w:t>
+      </w:r>
+      <w:r>
+        <w:br/>
+        <w:t>git push</w:t>
       </w:r>
     </w:p>
     <w:p>
@@ -5076,73 +4473,19 @@
         <w:pStyle w:val="af"/>
       </w:pPr>
       <w:r>
-        <w:t>Cloudflare Pages:</w:t>
-      </w:r>
-    </w:p>
-    <w:p>
-      <w:pPr>
-        <w:pStyle w:val="CodeBlock"/>
-        <w:keepLines/>
-      </w:pPr>
-      <w:r>
-        <w:t>npx wrangler pages deployment list --project-name yukki-rui</w:t>
-      </w:r>
-    </w:p>
-    <w:p>
-      <w:pPr>
-        <w:pStyle w:val="af"/>
-      </w:pPr>
-      <w:r>
-        <w:t>线上地址</w:t>
-      </w:r>
-      <w:r>
-        <w:t>:</w:t>
-      </w:r>
-    </w:p>
-    <w:p>
-      <w:pPr>
-        <w:pStyle w:val="a0"/>
-      </w:pPr>
-      <w:hyperlink r:id="rId16">
-        <w:r>
-          <w:rPr>
-            <w:color w:val="0563C1"/>
-            <w:u w:val="single"/>
-          </w:rPr>
-          <w:t>https://liyukki.github.io/yukki-rui/</w:t>
-        </w:r>
-      </w:hyperlink>
-    </w:p>
-    <w:p>
-      <w:pPr>
-        <w:pStyle w:val="a0"/>
-      </w:pPr>
-      <w:hyperlink r:id="rId17">
-        <w:r>
-          <w:rPr>
-            <w:color w:val="0563C1"/>
-            <w:u w:val="single"/>
-          </w:rPr>
-          <w:t>https://yukki-rui.pages.dev/</w:t>
-        </w:r>
-      </w:hyperlink>
-    </w:p>
-    <w:p>
-      <w:pPr>
-        <w:pStyle w:val="31"/>
-      </w:pPr>
-      <w:bookmarkStart w:id="18" w:name="_Toc243336180"/>
+        <w:t>回滚也会触发两个平台重新部署。</w:t>
+      </w:r>
+    </w:p>
+    <w:p>
+      <w:pPr>
+        <w:pStyle w:val="21"/>
+      </w:pPr>
+      <w:bookmarkStart w:id="18" w:name="_Toc243492192"/>
       <w:r>
         <w:rPr>
           <w:rFonts w:ascii="微软雅黑" w:eastAsia="微软雅黑" w:hAnsi="微软雅黑"/>
         </w:rPr>
-        <w:t xml:space="preserve">4.4 </w:t>
-      </w:r>
-      <w:r>
-        <w:rPr>
-          <w:rFonts w:ascii="微软雅黑" w:eastAsia="微软雅黑" w:hAnsi="微软雅黑"/>
-        </w:rPr>
-        <w:t>回滚一次改动</w:t>
+        <w:t>5. 评论管理</w:t>
       </w:r>
       <w:bookmarkEnd w:id="18"/>
     </w:p>
@@ -5151,44 +4494,7 @@
         <w:pStyle w:val="af"/>
       </w:pPr>
       <w:r>
-        <w:t>内容保存在</w:t>
-      </w:r>
-      <w:r>
-        <w:t xml:space="preserve"> Git </w:t>
-      </w:r>
-      <w:r>
-        <w:t>历史中。若某次修改有问题</w:t>
-      </w:r>
-      <w:r>
-        <w:t>,</w:t>
-      </w:r>
-      <w:r>
-        <w:t>可以回滚对应</w:t>
-      </w:r>
-      <w:r>
-        <w:t xml:space="preserve"> commit:</w:t>
-      </w:r>
-    </w:p>
-    <w:p>
-      <w:pPr>
-        <w:pStyle w:val="CodeBlock"/>
-        <w:keepLines/>
-      </w:pPr>
-      <w:r>
-        <w:lastRenderedPageBreak/>
-        <w:t>git log --oneline</w:t>
-      </w:r>
-      <w:r>
-        <w:br/>
-      </w:r>
-      <w:r>
-        <w:t>git revert &lt;commit-id&gt;</w:t>
-      </w:r>
-      <w:r>
-        <w:br/>
-      </w:r>
-      <w:r>
-        <w:t>git push</w:t>
+        <w:t>读者在文章底部填写昵称和正文即可评论,不需要注册或登录 GitHub。</w:t>
       </w:r>
     </w:p>
     <w:p>
@@ -5196,57 +4502,7 @@
         <w:pStyle w:val="af"/>
       </w:pPr>
       <w:r>
-        <w:t>回滚也会触发两个平台重新部署。</w:t>
-      </w:r>
-    </w:p>
-    <w:p>
-      <w:pPr>
-        <w:pStyle w:val="21"/>
-      </w:pPr>
-      <w:bookmarkStart w:id="19" w:name="_Toc243336181"/>
-      <w:r>
-        <w:rPr>
-          <w:rFonts w:ascii="微软雅黑" w:eastAsia="微软雅黑" w:hAnsi="微软雅黑"/>
-        </w:rPr>
-        <w:t xml:space="preserve">5. </w:t>
-      </w:r>
-      <w:r>
-        <w:rPr>
-          <w:rFonts w:ascii="微软雅黑" w:eastAsia="微软雅黑" w:hAnsi="微软雅黑"/>
-        </w:rPr>
-        <w:t>评论管理</w:t>
-      </w:r>
-      <w:bookmarkEnd w:id="19"/>
-    </w:p>
-    <w:p>
-      <w:pPr>
-        <w:pStyle w:val="af"/>
-      </w:pPr>
-      <w:r>
-        <w:t>读者在文章底部填写昵称和正文即可评论</w:t>
-      </w:r>
-      <w:r>
-        <w:t>,</w:t>
-      </w:r>
-      <w:r>
-        <w:t>不需要注册或登录</w:t>
-      </w:r>
-      <w:r>
-        <w:t xml:space="preserve"> GitHub</w:t>
-      </w:r>
-      <w:r>
-        <w:t>。</w:t>
-      </w:r>
-    </w:p>
-    <w:p>
-      <w:pPr>
-        <w:pStyle w:val="af"/>
-      </w:pPr>
-      <w:r>
-        <w:t>站长打开</w:t>
-      </w:r>
-      <w:r>
-        <w:t xml:space="preserve"> </w:t>
+        <w:t xml:space="preserve">站长打开 </w:t>
       </w:r>
       <w:hyperlink r:id="rId18">
         <w:r>
@@ -5264,12 +4520,13 @@
     <w:p>
       <w:pPr>
         <w:pStyle w:val="a"/>
-      </w:pPr>
-      <w:r>
-        <w:t>第一次输入</w:t>
-      </w:r>
-      <w:r>
-        <w:t xml:space="preserve"> </w:t>
+        <w:numPr>
+          <w:ilvl w:val="0"/>
+          <w:numId w:val="13"/>
+        </w:numPr>
+      </w:pPr>
+      <w:r>
+        <w:t xml:space="preserve">第一次输入 </w:t>
       </w:r>
       <w:r>
         <w:rPr>
@@ -5286,6 +4543,10 @@
     <w:p>
       <w:pPr>
         <w:pStyle w:val="a"/>
+        <w:numPr>
+          <w:ilvl w:val="0"/>
+          <w:numId w:val="13"/>
+        </w:numPr>
       </w:pPr>
       <w:r>
         <w:t>点「保存并加载」。</w:t>
@@ -5294,6 +4555,10 @@
     <w:p>
       <w:pPr>
         <w:pStyle w:val="a"/>
+        <w:numPr>
+          <w:ilvl w:val="0"/>
+          <w:numId w:val="13"/>
+        </w:numPr>
       </w:pPr>
       <w:r>
         <w:t>查看、筛选或删除评论。</w:t>
@@ -5301,40 +4566,46 @@
     </w:p>
     <w:p>
       <w:pPr>
+        <w:pStyle w:val="a"/>
+        <w:numPr>
+          <w:ilvl w:val="0"/>
+          <w:numId w:val="13"/>
+        </w:numPr>
+      </w:pPr>
+      <w:r>
+        <w:t>列表每页 50 条,点「加载更多」用游标继续读取更早评论;200 只是单次 API 上限,不是管理页总量上限。</w:t>
+      </w:r>
+    </w:p>
+    <w:p>
+      <w:pPr>
+        <w:pStyle w:val="a"/>
+        <w:numPr>
+          <w:ilvl w:val="0"/>
+          <w:numId w:val="13"/>
+        </w:numPr>
+      </w:pPr>
+      <w:r>
+        <w:t>路径、昵称、正文筛选只作用于已经加载的评论;要找更早内容,先加载更多。</w:t>
+      </w:r>
+    </w:p>
+    <w:p>
+      <w:pPr>
+        <w:pStyle w:val="a"/>
+        <w:numPr>
+          <w:ilvl w:val="0"/>
+          <w:numId w:val="13"/>
+        </w:numPr>
+      </w:pPr>
+      <w:r>
+        <w:t>删除根评论会连同它的直接回复一起隐藏;删除单条回复只隐藏那一条。</w:t>
+      </w:r>
+    </w:p>
+    <w:p>
+      <w:pPr>
         <w:pStyle w:val="af"/>
       </w:pPr>
       <w:r>
-        <w:t>令牌只保存在当前浏览器本地</w:t>
-      </w:r>
-      <w:r>
-        <w:t>,</w:t>
-      </w:r>
-      <w:r>
-        <w:t>不会上传。评论数据存储在</w:t>
-      </w:r>
-      <w:r>
-        <w:t xml:space="preserve"> Cloudflare D1,</w:t>
-      </w:r>
-      <w:r>
-        <w:t>不在</w:t>
-      </w:r>
-      <w:r>
-        <w:t xml:space="preserve"> Git </w:t>
-      </w:r>
-      <w:r>
-        <w:t>仓库中</w:t>
-      </w:r>
-      <w:r>
-        <w:t>,</w:t>
-      </w:r>
-      <w:r>
-        <w:t>所以</w:t>
-      </w:r>
-      <w:r>
-        <w:t xml:space="preserve"> Sveltia CMS </w:t>
-      </w:r>
-      <w:r>
-        <w:t>的文章列表里看不到评论。</w:t>
+        <w:t>读者可以回复评论,形成单层回复;每条评论支持赞、喜欢、有用三种 reactions,同一 IP 对同一种反应只计一次,再次点击取消。反应不会触发新评论通知。</w:t>
       </w:r>
     </w:p>
     <w:p>
@@ -5342,16 +4613,24 @@
         <w:pStyle w:val="af"/>
       </w:pPr>
       <w:r>
-        <w:t>评论区默认开启。需要整体关闭时</w:t>
-      </w:r>
-      <w:r>
-        <w:t>,</w:t>
-      </w:r>
-      <w:r>
-        <w:t>修改</w:t>
-      </w:r>
-      <w:r>
-        <w:t xml:space="preserve"> </w:t>
+        <w:t>评论和 reactions 的公开接口依赖 D1 binding DB 与独立的 Cloudflare Secret COMMENTS_SALT;缺少盐时发布会返回 503。不能把管理令牌当盐使用。COMMENTS_ADMIN_TOKEN 只用于管理页。</w:t>
+      </w:r>
+    </w:p>
+    <w:p>
+      <w:pPr>
+        <w:pStyle w:val="af"/>
+      </w:pPr>
+      <w:r>
+        <w:lastRenderedPageBreak/>
+        <w:t>令牌只保存在当前浏览器本地,不会上传。评论数据存储在 Cloudflare D1,不在 Git 仓库中,所以 Sveltia CMS 的文章列表里看不到评论。</w:t>
+      </w:r>
+    </w:p>
+    <w:p>
+      <w:pPr>
+        <w:pStyle w:val="af"/>
+      </w:pPr>
+      <w:r>
+        <w:t xml:space="preserve">评论区默认开启。需要整体关闭时,修改 </w:t>
       </w:r>
       <w:r>
         <w:rPr>
@@ -5362,13 +4641,7 @@
         <w:t>src/consts.ts</w:t>
       </w:r>
       <w:r>
-        <w:t xml:space="preserve"> </w:t>
-      </w:r>
-      <w:r>
-        <w:t>中</w:t>
-      </w:r>
-      <w:r>
-        <w:t xml:space="preserve"> </w:t>
+        <w:t xml:space="preserve"> 中 </w:t>
       </w:r>
       <w:r>
         <w:rPr>
@@ -5379,40 +4652,28 @@
         <w:t>COMMENTS.enabled</w:t>
       </w:r>
       <w:r>
-        <w:t>,</w:t>
-      </w:r>
-      <w:r>
-        <w:t>然后重新部署。</w:t>
+        <w:t>,然后重新部署。</w:t>
       </w:r>
     </w:p>
     <w:p>
       <w:pPr>
         <w:pStyle w:val="21"/>
       </w:pPr>
-      <w:bookmarkStart w:id="20" w:name="_Toc243336182"/>
+      <w:bookmarkStart w:id="19" w:name="_Toc243492193"/>
       <w:r>
         <w:rPr>
           <w:rFonts w:ascii="微软雅黑" w:eastAsia="微软雅黑" w:hAnsi="微软雅黑"/>
         </w:rPr>
-        <w:t xml:space="preserve">6. RSS </w:t>
-      </w:r>
-      <w:r>
-        <w:rPr>
-          <w:rFonts w:ascii="微软雅黑" w:eastAsia="微软雅黑" w:hAnsi="微软雅黑"/>
-        </w:rPr>
-        <w:t>订阅</w:t>
-      </w:r>
-      <w:bookmarkEnd w:id="20"/>
+        <w:t>6. RSS 订阅</w:t>
+      </w:r>
+      <w:bookmarkEnd w:id="19"/>
     </w:p>
     <w:p>
       <w:pPr>
         <w:pStyle w:val="af"/>
       </w:pPr>
       <w:r>
-        <w:t>站点提供全文</w:t>
-      </w:r>
-      <w:r>
-        <w:t xml:space="preserve"> RSS:</w:t>
+        <w:t>站点提供全文 RSS:</w:t>
       </w:r>
     </w:p>
     <w:p>
@@ -5420,10 +4681,7 @@
         <w:pStyle w:val="a0"/>
       </w:pPr>
       <w:r>
-        <w:t>中文</w:t>
-      </w:r>
-      <w:r>
-        <w:t>:</w:t>
+        <w:t>中文:</w:t>
       </w:r>
       <w:hyperlink r:id="rId19">
         <w:r>
@@ -5440,10 +4698,7 @@
         <w:pStyle w:val="a0"/>
       </w:pPr>
       <w:r>
-        <w:t>英文</w:t>
-      </w:r>
-      <w:r>
-        <w:t>:</w:t>
+        <w:t>英文:</w:t>
       </w:r>
       <w:hyperlink r:id="rId20">
         <w:r>
@@ -5460,13 +4715,7 @@
         <w:pStyle w:val="a0"/>
       </w:pPr>
       <w:r>
-        <w:t xml:space="preserve">GitHub Pages </w:t>
-      </w:r>
-      <w:r>
-        <w:t>版本把域名替换为</w:t>
-      </w:r>
-      <w:r>
-        <w:t xml:space="preserve"> </w:t>
+        <w:t xml:space="preserve">GitHub Pages 版本把域名替换为 </w:t>
       </w:r>
       <w:r>
         <w:rPr>
@@ -5485,13 +4734,7 @@
         <w:pStyle w:val="af"/>
       </w:pPr>
       <w:r>
-        <w:t xml:space="preserve">RSS </w:t>
-      </w:r>
-      <w:r>
-        <w:t>会自动</w:t>
-      </w:r>
-      <w:r>
-        <w:t>:</w:t>
+        <w:t>RSS 会自动:</w:t>
       </w:r>
     </w:p>
     <w:p>
@@ -5499,13 +4742,7 @@
         <w:pStyle w:val="a0"/>
       </w:pPr>
       <w:r>
-        <w:t>使用</w:t>
-      </w:r>
-      <w:r>
-        <w:t xml:space="preserve"> Astro </w:t>
-      </w:r>
-      <w:r>
-        <w:t>渲染后的完整正文。</w:t>
+        <w:t>使用 Astro 渲染后的完整正文。</w:t>
       </w:r>
     </w:p>
     <w:p>
@@ -5521,10 +4758,7 @@
         <w:pStyle w:val="a0"/>
       </w:pPr>
       <w:r>
-        <w:t>排除</w:t>
-      </w:r>
-      <w:r>
-        <w:t xml:space="preserve"> </w:t>
+        <w:t xml:space="preserve">排除 </w:t>
       </w:r>
       <w:r>
         <w:rPr>
@@ -5535,10 +4769,7 @@
         <w:t>draft: true</w:t>
       </w:r>
       <w:r>
-        <w:t xml:space="preserve"> </w:t>
-      </w:r>
-      <w:r>
-        <w:t>的文章。</w:t>
+        <w:t xml:space="preserve"> 的文章。</w:t>
       </w:r>
     </w:p>
     <w:p>
@@ -5551,65 +4782,39 @@
     </w:p>
     <w:p>
       <w:pPr>
+        <w:pStyle w:val="a0"/>
+      </w:pPr>
+      <w:r>
+        <w:t>按发布时间纯时间倒序;featured 不会改变 RSS 顺序。</w:t>
+      </w:r>
+    </w:p>
+    <w:p>
+      <w:pPr>
         <w:pStyle w:val="af"/>
       </w:pPr>
       <w:r>
-        <w:t>修改文章后无需维护</w:t>
-      </w:r>
-      <w:r>
-        <w:t xml:space="preserve"> RSS </w:t>
-      </w:r>
-      <w:r>
-        <w:t>文件</w:t>
-      </w:r>
-      <w:r>
-        <w:t>,</w:t>
-      </w:r>
-      <w:r>
-        <w:t>重新部署即可。阅读器有缓存时</w:t>
-      </w:r>
-      <w:r>
-        <w:t>,</w:t>
-      </w:r>
-      <w:r>
-        <w:t>手动刷新订阅。</w:t>
+        <w:t>修改文章后无需维护 RSS 文件,重新部署即可。定时文章要等 publishAt 到点并完成重建后才会进入 RSS。阅读器有缓存时,手动刷新订阅。</w:t>
       </w:r>
     </w:p>
     <w:p>
       <w:pPr>
         <w:pStyle w:val="21"/>
       </w:pPr>
-      <w:bookmarkStart w:id="21" w:name="_Toc243336183"/>
+      <w:bookmarkStart w:id="20" w:name="_Toc243492194"/>
       <w:r>
         <w:rPr>
           <w:rFonts w:ascii="微软雅黑" w:eastAsia="微软雅黑" w:hAnsi="微软雅黑"/>
         </w:rPr>
-        <w:lastRenderedPageBreak/>
-        <w:t xml:space="preserve">7. </w:t>
-      </w:r>
-      <w:r>
-        <w:rPr>
-          <w:rFonts w:ascii="微软雅黑" w:eastAsia="微软雅黑" w:hAnsi="微软雅黑"/>
-        </w:rPr>
-        <w:t>常改配置</w:t>
-      </w:r>
-      <w:bookmarkEnd w:id="21"/>
+        <w:t>7. 常改配置</w:t>
+      </w:r>
+      <w:bookmarkEnd w:id="20"/>
     </w:p>
     <w:p>
       <w:pPr>
         <w:pStyle w:val="af"/>
       </w:pPr>
       <w:r>
-        <w:t>以下配置仍需改代码</w:t>
-      </w:r>
-      <w:r>
-        <w:t>,</w:t>
-      </w:r>
-      <w:r>
-        <w:t>改完执行</w:t>
-      </w:r>
-      <w:r>
-        <w:t xml:space="preserve"> </w:t>
+        <w:t xml:space="preserve">以下配置仍需改代码,改完执行 </w:t>
       </w:r>
       <w:r>
         <w:rPr>
@@ -5620,10 +4825,7 @@
         <w:t>npm run verify:frontend</w:t>
       </w:r>
       <w:r>
-        <w:t xml:space="preserve"> </w:t>
-      </w:r>
-      <w:r>
-        <w:t>后再推送。</w:t>
+        <w:t xml:space="preserve"> 后再推送。</w:t>
       </w:r>
     </w:p>
     <w:tbl>
@@ -5792,19 +4994,7 @@
               <w:rPr>
                 <w:sz w:val="18"/>
               </w:rPr>
-              <w:t xml:space="preserve"> </w:t>
-            </w:r>
-            <w:r>
-              <w:rPr>
-                <w:sz w:val="18"/>
-              </w:rPr>
-              <w:t>的</w:t>
-            </w:r>
-            <w:r>
-              <w:rPr>
-                <w:sz w:val="18"/>
-              </w:rPr>
-              <w:t xml:space="preserve"> </w:t>
+              <w:t xml:space="preserve"> 的 </w:t>
             </w:r>
             <w:r>
               <w:rPr>
@@ -5899,19 +5089,7 @@
               <w:rPr>
                 <w:sz w:val="18"/>
               </w:rPr>
-              <w:t xml:space="preserve"> </w:t>
-            </w:r>
-            <w:r>
-              <w:rPr>
-                <w:sz w:val="18"/>
-              </w:rPr>
-              <w:t>的</w:t>
-            </w:r>
-            <w:r>
-              <w:rPr>
-                <w:sz w:val="18"/>
-              </w:rPr>
-              <w:t xml:space="preserve"> </w:t>
+              <w:t xml:space="preserve"> 的 </w:t>
             </w:r>
             <w:r>
               <w:rPr>
@@ -6006,19 +5184,7 @@
               <w:rPr>
                 <w:sz w:val="18"/>
               </w:rPr>
-              <w:t xml:space="preserve"> </w:t>
-            </w:r>
-            <w:r>
-              <w:rPr>
-                <w:sz w:val="18"/>
-              </w:rPr>
-              <w:t>的</w:t>
-            </w:r>
-            <w:r>
-              <w:rPr>
-                <w:sz w:val="18"/>
-              </w:rPr>
-              <w:t xml:space="preserve"> </w:t>
+              <w:t xml:space="preserve"> 的 </w:t>
             </w:r>
             <w:r>
               <w:rPr>
@@ -6113,19 +5279,7 @@
               <w:rPr>
                 <w:sz w:val="18"/>
               </w:rPr>
-              <w:t xml:space="preserve"> </w:t>
-            </w:r>
-            <w:r>
-              <w:rPr>
-                <w:sz w:val="18"/>
-              </w:rPr>
-              <w:t>的</w:t>
-            </w:r>
-            <w:r>
-              <w:rPr>
-                <w:sz w:val="18"/>
-              </w:rPr>
-              <w:t xml:space="preserve"> </w:t>
+              <w:t xml:space="preserve"> 的 </w:t>
             </w:r>
             <w:r>
               <w:rPr>
@@ -6238,13 +5392,7 @@
               <w:rPr>
                 <w:sz w:val="18"/>
               </w:rPr>
-              <w:t xml:space="preserve">Sveltia CMS </w:t>
-            </w:r>
-            <w:r>
-              <w:rPr>
-                <w:sz w:val="18"/>
-              </w:rPr>
-              <w:t>表单</w:t>
+              <w:t>Sveltia CMS 表单</w:t>
             </w:r>
           </w:p>
         </w:tc>
@@ -6275,13 +5423,8 @@
               <w:rPr>
                 <w:sz w:val="18"/>
               </w:rPr>
-              <w:t xml:space="preserve">GitHub Pages </w:t>
-            </w:r>
-            <w:r>
-              <w:rPr>
-                <w:sz w:val="18"/>
-              </w:rPr>
-              <w:t>部署</w:t>
+              <w:lastRenderedPageBreak/>
+              <w:t>GitHub Pages 部署</w:t>
             </w:r>
           </w:p>
         </w:tc>
@@ -6417,6 +5560,87 @@
           </w:p>
         </w:tc>
       </w:tr>
+      <w:tr>
+        <w:trPr>
+          <w:cantSplit/>
+          <w:jc w:val="center"/>
+        </w:trPr>
+        <w:tc>
+          <w:tcPr>
+            <w:tcW w:w="2384" w:type="dxa"/>
+            <w:shd w:val="clear" w:color="auto" w:fill="FFFFFF"/>
+            <w:tcMar>
+              <w:top w:w="80" w:type="dxa"/>
+              <w:left w:w="110" w:type="dxa"/>
+              <w:bottom w:w="80" w:type="dxa"/>
+              <w:right w:w="110" w:type="dxa"/>
+            </w:tcMar>
+            <w:vAlign w:val="center"/>
+          </w:tcPr>
+          <w:p>
+            <w:pPr>
+              <w:spacing w:before="20" w:after="20" w:line="276" w:lineRule="auto"/>
+              <w:jc w:val="center"/>
+            </w:pPr>
+            <w:r>
+              <w:rPr>
+                <w:sz w:val="18"/>
+              </w:rPr>
+              <w:t>定时发布</w:t>
+            </w:r>
+          </w:p>
+        </w:tc>
+        <w:tc>
+          <w:tcPr>
+            <w:tcW w:w="2980" w:type="dxa"/>
+            <w:shd w:val="clear" w:color="auto" w:fill="FFFFFF"/>
+            <w:tcMar>
+              <w:top w:w="80" w:type="dxa"/>
+              <w:left w:w="110" w:type="dxa"/>
+              <w:bottom w:w="80" w:type="dxa"/>
+              <w:right w:w="110" w:type="dxa"/>
+            </w:tcMar>
+            <w:vAlign w:val="center"/>
+          </w:tcPr>
+          <w:p>
+            <w:pPr>
+              <w:spacing w:before="20" w:after="20" w:line="276" w:lineRule="auto"/>
+            </w:pPr>
+            <w:r>
+              <w:rPr>
+                <w:rFonts w:ascii="Consolas" w:eastAsia="Consolas" w:hAnsi="Consolas"/>
+                <w:sz w:val="17"/>
+                <w:shd w:val="clear" w:color="auto" w:fill="F0F0F0"/>
+              </w:rPr>
+              <w:t>.github/workflows/publish-scheduled.yml</w:t>
+            </w:r>
+          </w:p>
+        </w:tc>
+        <w:tc>
+          <w:tcPr>
+            <w:tcW w:w="4570" w:type="dxa"/>
+            <w:shd w:val="clear" w:color="auto" w:fill="FFFFFF"/>
+            <w:tcMar>
+              <w:top w:w="80" w:type="dxa"/>
+              <w:left w:w="110" w:type="dxa"/>
+              <w:bottom w:w="80" w:type="dxa"/>
+              <w:right w:w="110" w:type="dxa"/>
+            </w:tcMar>
+            <w:vAlign w:val="center"/>
+          </w:tcPr>
+          <w:p>
+            <w:pPr>
+              <w:spacing w:before="20" w:after="20" w:line="276" w:lineRule="auto"/>
+            </w:pPr>
+            <w:r>
+              <w:rPr>
+                <w:sz w:val="18"/>
+              </w:rPr>
+              <w:t>检查 publishAt 并触发两平台重建</w:t>
+            </w:r>
+          </w:p>
+        </w:tc>
+      </w:tr>
     </w:tbl>
     <w:p>
       <w:pPr>
@@ -6428,13 +5652,7 @@
         <w:pStyle w:val="af"/>
       </w:pPr>
       <w:r>
-        <w:t xml:space="preserve">Cloudflare </w:t>
-      </w:r>
-      <w:r>
-        <w:t>中的敏感配置</w:t>
-      </w:r>
-      <w:r>
-        <w:t>:</w:t>
+        <w:t>Cloudflare 中的敏感配置:</w:t>
       </w:r>
     </w:p>
     <w:p>
@@ -6481,13 +5699,15 @@
         <w:pStyle w:val="a0"/>
       </w:pPr>
       <w:r>
-        <w:t xml:space="preserve">D1 binding </w:t>
-      </w:r>
-      <w:r>
-        <w:t>变量</w:t>
-      </w:r>
-      <w:r>
-        <w:t xml:space="preserve"> </w:t>
+        <w:t>COMMENTS_SALT(必填,且不能与管理令牌共用)</w:t>
+      </w:r>
+    </w:p>
+    <w:p>
+      <w:pPr>
+        <w:pStyle w:val="a0"/>
+      </w:pPr>
+      <w:r>
+        <w:t xml:space="preserve">D1 binding 变量 </w:t>
       </w:r>
       <w:r>
         <w:rPr>
@@ -6503,66 +5723,40 @@
         <w:pStyle w:val="af"/>
       </w:pPr>
       <w:r>
-        <w:t>这些密钥不要写进仓库。修改</w:t>
-      </w:r>
-      <w:r>
-        <w:t xml:space="preserve"> Cloudflare </w:t>
-      </w:r>
-      <w:r>
-        <w:t>环境变量或</w:t>
-      </w:r>
-      <w:r>
-        <w:t xml:space="preserve"> D1 binding </w:t>
-      </w:r>
-      <w:r>
-        <w:t>后</w:t>
-      </w:r>
-      <w:r>
-        <w:t>,</w:t>
-      </w:r>
-      <w:r>
-        <w:t>需要重新部署一次才会生效。</w:t>
+        <w:t>这些密钥不要写进仓库。修改 Cloudflare 环境变量或 D1 binding 后,需要重新部署一次才会生效。</w:t>
       </w:r>
     </w:p>
     <w:p>
       <w:pPr>
         <w:pStyle w:val="21"/>
       </w:pPr>
-      <w:bookmarkStart w:id="22" w:name="_Toc243336184"/>
+      <w:bookmarkStart w:id="21" w:name="_Toc243492195"/>
       <w:r>
         <w:rPr>
           <w:rFonts w:ascii="微软雅黑" w:eastAsia="微软雅黑" w:hAnsi="微软雅黑"/>
         </w:rPr>
-        <w:t xml:space="preserve">8. </w:t>
-      </w:r>
-      <w:r>
-        <w:rPr>
-          <w:rFonts w:ascii="微软雅黑" w:eastAsia="微软雅黑" w:hAnsi="微软雅黑"/>
-        </w:rPr>
-        <w:t>换自定义域名</w:t>
-      </w:r>
-      <w:bookmarkEnd w:id="22"/>
+        <w:t>8. 换自定义域名</w:t>
+      </w:r>
+      <w:bookmarkEnd w:id="21"/>
     </w:p>
     <w:p>
       <w:pPr>
         <w:pStyle w:val="af"/>
       </w:pPr>
       <w:r>
-        <w:t>需要同时修改以下位置</w:t>
-      </w:r>
-      <w:r>
-        <w:t>:</w:t>
+        <w:t>需要同时修改以下位置:</w:t>
       </w:r>
     </w:p>
     <w:p>
       <w:pPr>
         <w:pStyle w:val="a"/>
-      </w:pPr>
-      <w:r>
-        <w:t>托管平台的</w:t>
-      </w:r>
-      <w:r>
-        <w:t xml:space="preserve"> </w:t>
+        <w:numPr>
+          <w:ilvl w:val="0"/>
+          <w:numId w:val="14"/>
+        </w:numPr>
+      </w:pPr>
+      <w:r>
+        <w:t xml:space="preserve">托管平台的 </w:t>
       </w:r>
       <w:r>
         <w:rPr>
@@ -6573,13 +5767,7 @@
         <w:t>SITE_URL</w:t>
       </w:r>
       <w:r>
-        <w:t>,</w:t>
-      </w:r>
-      <w:r>
-        <w:t>必要时修改</w:t>
-      </w:r>
-      <w:r>
-        <w:t xml:space="preserve"> </w:t>
+        <w:t xml:space="preserve">,必要时修改 </w:t>
       </w:r>
       <w:r>
         <w:rPr>
@@ -6596,40 +5784,34 @@
     <w:p>
       <w:pPr>
         <w:pStyle w:val="a"/>
-      </w:pPr>
-      <w:r>
-        <w:t xml:space="preserve">GitHub OAuth App </w:t>
-      </w:r>
-      <w:r>
-        <w:t>的</w:t>
-      </w:r>
-      <w:r>
-        <w:t xml:space="preserve"> Homepage URL</w:t>
-      </w:r>
-      <w:r>
-        <w:t>。</w:t>
+        <w:numPr>
+          <w:ilvl w:val="0"/>
+          <w:numId w:val="14"/>
+        </w:numPr>
+      </w:pPr>
+      <w:r>
+        <w:t>GitHub OAuth App 的 Homepage URL。</w:t>
       </w:r>
     </w:p>
     <w:p>
       <w:pPr>
         <w:pStyle w:val="a"/>
-      </w:pPr>
-      <w:r>
-        <w:t xml:space="preserve">GitHub OAuth App </w:t>
-      </w:r>
-      <w:r>
-        <w:t>的</w:t>
-      </w:r>
-      <w:r>
-        <w:t xml:space="preserve"> Authorization callback URL</w:t>
-      </w:r>
-      <w:r>
-        <w:t>。</w:t>
+        <w:numPr>
+          <w:ilvl w:val="0"/>
+          <w:numId w:val="14"/>
+        </w:numPr>
+      </w:pPr>
+      <w:r>
+        <w:t>GitHub OAuth App 的 Authorization callback URL。</w:t>
       </w:r>
     </w:p>
     <w:p>
       <w:pPr>
         <w:pStyle w:val="a"/>
+        <w:numPr>
+          <w:ilvl w:val="0"/>
+          <w:numId w:val="14"/>
+        </w:numPr>
       </w:pPr>
       <w:r>
         <w:rPr>
@@ -6640,13 +5822,7 @@
         <w:t>public/admin/config.yml</w:t>
       </w:r>
       <w:r>
-        <w:t xml:space="preserve"> </w:t>
-      </w:r>
-      <w:r>
-        <w:t>中的</w:t>
-      </w:r>
-      <w:r>
-        <w:t xml:space="preserve"> </w:t>
+        <w:t xml:space="preserve"> 中的 </w:t>
       </w:r>
       <w:r>
         <w:rPr>
@@ -6663,24 +5839,13 @@
     <w:p>
       <w:pPr>
         <w:pStyle w:val="a"/>
-      </w:pPr>
-      <w:r>
-        <w:t xml:space="preserve">Cloudflare </w:t>
-      </w:r>
-      <w:r>
-        <w:t>环境和</w:t>
-      </w:r>
-      <w:r>
-        <w:t xml:space="preserve"> D1 </w:t>
-      </w:r>
-      <w:r>
-        <w:t>配置无需迁移</w:t>
-      </w:r>
-      <w:r>
-        <w:t>,</w:t>
-      </w:r>
-      <w:r>
-        <w:t>但需要重新部署。</w:t>
+        <w:numPr>
+          <w:ilvl w:val="0"/>
+          <w:numId w:val="14"/>
+        </w:numPr>
+      </w:pPr>
+      <w:r>
+        <w:t>Cloudflare 环境和 D1 配置无需迁移,但需要重新部署。</w:t>
       </w:r>
     </w:p>
     <w:p>
@@ -6688,46 +5853,21 @@
         <w:pStyle w:val="af"/>
       </w:pPr>
       <w:r>
-        <w:t>不要把手写域名写进页面代码。页面元信息、</w:t>
-      </w:r>
-      <w:r>
-        <w:t>RSS</w:t>
-      </w:r>
-      <w:r>
-        <w:t>、</w:t>
-      </w:r>
-      <w:r>
-        <w:t xml:space="preserve">robots </w:t>
-      </w:r>
-      <w:r>
-        <w:t>和</w:t>
-      </w:r>
-      <w:r>
-        <w:t xml:space="preserve"> sitemap </w:t>
-      </w:r>
-      <w:r>
-        <w:t>都从环境变量读取。</w:t>
+        <w:t>不要把手写域名写进页面代码。页面元信息、RSS、robots 和 sitemap 都从环境变量读取。</w:t>
       </w:r>
     </w:p>
     <w:p>
       <w:pPr>
         <w:pStyle w:val="21"/>
       </w:pPr>
-      <w:bookmarkStart w:id="23" w:name="_Toc243336185"/>
+      <w:bookmarkStart w:id="22" w:name="_Toc243492196"/>
       <w:r>
         <w:rPr>
           <w:rFonts w:ascii="微软雅黑" w:eastAsia="微软雅黑" w:hAnsi="微软雅黑"/>
         </w:rPr>
-        <w:lastRenderedPageBreak/>
-        <w:t xml:space="preserve">9. </w:t>
-      </w:r>
-      <w:r>
-        <w:rPr>
-          <w:rFonts w:ascii="微软雅黑" w:eastAsia="微软雅黑" w:hAnsi="微软雅黑"/>
-        </w:rPr>
-        <w:t>常见问题</w:t>
-      </w:r>
-      <w:bookmarkEnd w:id="23"/>
+        <w:t>9. 常见问题</w:t>
+      </w:r>
+      <w:bookmarkEnd w:id="22"/>
     </w:p>
     <w:tbl>
       <w:tblPr>
@@ -6858,13 +5998,7 @@
               <w:rPr>
                 <w:sz w:val="18"/>
               </w:rPr>
-              <w:t>确认使用的是</w:t>
-            </w:r>
-            <w:r>
-              <w:rPr>
-                <w:sz w:val="18"/>
-              </w:rPr>
-              <w:t xml:space="preserve"> </w:t>
+              <w:t xml:space="preserve">确认使用的是 </w:t>
             </w:r>
             <w:r>
               <w:rPr>
@@ -6878,25 +6012,7 @@
               <w:rPr>
                 <w:sz w:val="18"/>
               </w:rPr>
-              <w:t>,</w:t>
-            </w:r>
-            <w:r>
-              <w:rPr>
-                <w:sz w:val="18"/>
-              </w:rPr>
-              <w:t>不要从</w:t>
-            </w:r>
-            <w:r>
-              <w:rPr>
-                <w:sz w:val="18"/>
-              </w:rPr>
-              <w:t xml:space="preserve"> GitHub Pages </w:t>
-            </w:r>
-            <w:r>
-              <w:rPr>
-                <w:sz w:val="18"/>
-              </w:rPr>
-              <w:t>后台登录</w:t>
+              <w:t>,不要从 GitHub Pages 后台登录</w:t>
             </w:r>
           </w:p>
         </w:tc>
@@ -6926,13 +6042,8 @@
               <w:rPr>
                 <w:sz w:val="18"/>
               </w:rPr>
-              <w:t>登录提示</w:t>
-            </w:r>
-            <w:r>
-              <w:rPr>
-                <w:sz w:val="18"/>
-              </w:rPr>
-              <w:t xml:space="preserve"> </w:t>
+              <w:lastRenderedPageBreak/>
+              <w:t xml:space="preserve">登录提示 </w:t>
             </w:r>
             <w:r>
               <w:rPr>
@@ -6940,15 +6051,7 @@
                 <w:sz w:val="17"/>
                 <w:shd w:val="clear" w:color="auto" w:fill="F0F0F0"/>
               </w:rPr>
-              <w:t xml:space="preserve">GITHUB_CLIENT_ID </w:t>
-            </w:r>
-            <w:r>
-              <w:rPr>
-                <w:rFonts w:ascii="Consolas" w:eastAsia="Consolas" w:hAnsi="Consolas"/>
-                <w:sz w:val="17"/>
-                <w:shd w:val="clear" w:color="auto" w:fill="F0F0F0"/>
-              </w:rPr>
-              <w:t>未配置</w:t>
+              <w:t>GITHUB_CLIENT_ID 未配置</w:t>
             </w:r>
           </w:p>
         </w:tc>
@@ -6972,25 +6075,7 @@
               <w:rPr>
                 <w:sz w:val="18"/>
               </w:rPr>
-              <w:t>检查</w:t>
-            </w:r>
-            <w:r>
-              <w:rPr>
-                <w:sz w:val="18"/>
-              </w:rPr>
-              <w:t xml:space="preserve"> Cloudflare </w:t>
-            </w:r>
-            <w:r>
-              <w:rPr>
-                <w:sz w:val="18"/>
-              </w:rPr>
-              <w:t>的</w:t>
-            </w:r>
-            <w:r>
-              <w:rPr>
-                <w:sz w:val="18"/>
-              </w:rPr>
-              <w:t xml:space="preserve"> </w:t>
+              <w:t xml:space="preserve">检查 Cloudflare 的 </w:t>
             </w:r>
             <w:r>
               <w:rPr>
@@ -7018,13 +6103,7 @@
               <w:rPr>
                 <w:sz w:val="18"/>
               </w:rPr>
-              <w:t>,</w:t>
-            </w:r>
-            <w:r>
-              <w:rPr>
-                <w:sz w:val="18"/>
-              </w:rPr>
-              <w:t>修改后重新部署</w:t>
+              <w:t>,修改后重新部署</w:t>
             </w:r>
           </w:p>
         </w:tc>
@@ -7091,7 +6170,7 @@
         <w:tc>
           <w:tcPr>
             <w:tcW w:w="3576" w:type="dxa"/>
-            <w:shd w:val="clear" w:color="auto" w:fill="EEF4FA"/>
+            <w:shd w:val="clear" w:color="auto" w:fill="FFFFFF"/>
             <w:tcMar>
               <w:top w:w="80" w:type="dxa"/>
               <w:left w:w="110" w:type="dxa"/>
@@ -7115,7 +6194,7 @@
         <w:tc>
           <w:tcPr>
             <w:tcW w:w="6359" w:type="dxa"/>
-            <w:shd w:val="clear" w:color="auto" w:fill="EEF4FA"/>
+            <w:shd w:val="clear" w:color="auto" w:fill="FFFFFF"/>
             <w:tcMar>
               <w:top w:w="80" w:type="dxa"/>
               <w:left w:w="110" w:type="dxa"/>
@@ -7132,21 +6211,61 @@
               <w:rPr>
                 <w:sz w:val="18"/>
               </w:rPr>
-              <w:t>文章仍是</w:t>
+              <w:t>文章仍是 draft: true,或 publishAt 还没到点</w:t>
             </w:r>
+          </w:p>
+        </w:tc>
+      </w:tr>
+      <w:tr>
+        <w:trPr>
+          <w:cantSplit/>
+          <w:jc w:val="center"/>
+        </w:trPr>
+        <w:tc>
+          <w:tcPr>
+            <w:tcW w:w="3576" w:type="dxa"/>
+            <w:shd w:val="clear" w:color="auto" w:fill="FFFFFF"/>
+            <w:tcMar>
+              <w:top w:w="80" w:type="dxa"/>
+              <w:left w:w="110" w:type="dxa"/>
+              <w:bottom w:w="80" w:type="dxa"/>
+              <w:right w:w="110" w:type="dxa"/>
+            </w:tcMar>
+            <w:vAlign w:val="center"/>
+          </w:tcPr>
+          <w:p>
+            <w:pPr>
+              <w:spacing w:before="20" w:after="20" w:line="276" w:lineRule="auto"/>
+            </w:pPr>
             <w:r>
               <w:rPr>
                 <w:sz w:val="18"/>
               </w:rPr>
-              <w:t xml:space="preserve"> </w:t>
+              <w:t>到了 publishAt 仍未上线</w:t>
             </w:r>
+          </w:p>
+        </w:tc>
+        <w:tc>
+          <w:tcPr>
+            <w:tcW w:w="6359" w:type="dxa"/>
+            <w:shd w:val="clear" w:color="auto" w:fill="FFFFFF"/>
+            <w:tcMar>
+              <w:top w:w="80" w:type="dxa"/>
+              <w:left w:w="110" w:type="dxa"/>
+              <w:bottom w:w="80" w:type="dxa"/>
+              <w:right w:w="110" w:type="dxa"/>
+            </w:tcMar>
+            <w:vAlign w:val="center"/>
+          </w:tcPr>
+          <w:p>
+            <w:pPr>
+              <w:spacing w:before="20" w:after="20" w:line="276" w:lineRule="auto"/>
+            </w:pPr>
             <w:r>
               <w:rPr>
-                <w:rFonts w:ascii="Consolas" w:eastAsia="Consolas" w:hAnsi="Consolas"/>
-                <w:sz w:val="17"/>
-                <w:shd w:val="clear" w:color="auto" w:fill="F0F0F0"/>
+                <w:sz w:val="18"/>
               </w:rPr>
-              <w:t>draft: true</w:t>
+              <w:t>检查 Actions 的 publish-scheduled 与 deploy 是否成功;GitHub 定时任务可能延迟,60 天无活动还可能被暂停</w:t>
             </w:r>
           </w:p>
         </w:tc>
@@ -7184,13 +6303,7 @@
               <w:rPr>
                 <w:sz w:val="18"/>
               </w:rPr>
-              <w:t xml:space="preserve"> </w:t>
-            </w:r>
-            <w:r>
-              <w:rPr>
-                <w:sz w:val="18"/>
-              </w:rPr>
-              <w:t>报路径错误</w:t>
+              <w:t xml:space="preserve"> 报路径错误</w:t>
             </w:r>
           </w:p>
         </w:tc>
@@ -7214,19 +6327,7 @@
               <w:rPr>
                 <w:sz w:val="18"/>
               </w:rPr>
-              <w:t>文章中有根路径链接或图片</w:t>
-            </w:r>
-            <w:r>
-              <w:rPr>
-                <w:sz w:val="18"/>
-              </w:rPr>
-              <w:t>,</w:t>
-            </w:r>
-            <w:r>
-              <w:rPr>
-                <w:sz w:val="18"/>
-              </w:rPr>
-              <w:t>改成相对路径</w:t>
+              <w:t>文章中有根路径链接或图片,改成相对路径</w:t>
             </w:r>
           </w:p>
         </w:tc>
@@ -7280,25 +6381,7 @@
               <w:rPr>
                 <w:sz w:val="18"/>
               </w:rPr>
-              <w:t>检查</w:t>
-            </w:r>
-            <w:r>
-              <w:rPr>
-                <w:sz w:val="18"/>
-              </w:rPr>
-              <w:t xml:space="preserve"> Cloudflare D1 binding </w:t>
-            </w:r>
-            <w:r>
-              <w:rPr>
-                <w:sz w:val="18"/>
-              </w:rPr>
-              <w:t>是否为</w:t>
-            </w:r>
-            <w:r>
-              <w:rPr>
-                <w:sz w:val="18"/>
-              </w:rPr>
-              <w:t xml:space="preserve"> </w:t>
+              <w:t xml:space="preserve">检查 Cloudflare D1 binding 是否为 </w:t>
             </w:r>
             <w:r>
               <w:rPr>
@@ -7312,13 +6395,61 @@
               <w:rPr>
                 <w:sz w:val="18"/>
               </w:rPr>
-              <w:t>,</w:t>
+              <w:t>,以及最近部署是否成功</w:t>
             </w:r>
+          </w:p>
+        </w:tc>
+      </w:tr>
+      <w:tr>
+        <w:trPr>
+          <w:cantSplit/>
+          <w:jc w:val="center"/>
+        </w:trPr>
+        <w:tc>
+          <w:tcPr>
+            <w:tcW w:w="3576" w:type="dxa"/>
+            <w:shd w:val="clear" w:color="auto" w:fill="EEF4FA"/>
+            <w:tcMar>
+              <w:top w:w="80" w:type="dxa"/>
+              <w:left w:w="110" w:type="dxa"/>
+              <w:bottom w:w="80" w:type="dxa"/>
+              <w:right w:w="110" w:type="dxa"/>
+            </w:tcMar>
+            <w:vAlign w:val="center"/>
+          </w:tcPr>
+          <w:p>
+            <w:pPr>
+              <w:spacing w:before="20" w:after="20" w:line="276" w:lineRule="auto"/>
+            </w:pPr>
             <w:r>
               <w:rPr>
                 <w:sz w:val="18"/>
               </w:rPr>
-              <w:t>以及最近部署是否成功</w:t>
+              <w:t>评论或 reactions 提示服务未配置</w:t>
+            </w:r>
+          </w:p>
+        </w:tc>
+        <w:tc>
+          <w:tcPr>
+            <w:tcW w:w="6359" w:type="dxa"/>
+            <w:shd w:val="clear" w:color="auto" w:fill="EEF4FA"/>
+            <w:tcMar>
+              <w:top w:w="80" w:type="dxa"/>
+              <w:left w:w="110" w:type="dxa"/>
+              <w:bottom w:w="80" w:type="dxa"/>
+              <w:right w:w="110" w:type="dxa"/>
+            </w:tcMar>
+            <w:vAlign w:val="center"/>
+          </w:tcPr>
+          <w:p>
+            <w:pPr>
+              <w:spacing w:before="20" w:after="20" w:line="276" w:lineRule="auto"/>
+            </w:pPr>
+            <w:r>
+              <w:rPr>
+                <w:sz w:val="18"/>
+              </w:rPr>
+              <w:t>确认 D1 binding 为 DB,并配置独立的 COMMENTS_SALT;管理页还需要 COMMENTS_ADMIN_TOKEN</w:t>
             </w:r>
           </w:p>
         </w:tc>
@@ -7348,13 +6479,7 @@
               <w:rPr>
                 <w:sz w:val="18"/>
               </w:rPr>
-              <w:t xml:space="preserve">RSS </w:t>
-            </w:r>
-            <w:r>
-              <w:rPr>
-                <w:sz w:val="18"/>
-              </w:rPr>
-              <w:t>图片打不开</w:t>
+              <w:t>RSS 图片打不开</w:t>
             </w:r>
           </w:p>
         </w:tc>
@@ -7378,13 +6503,7 @@
               <w:rPr>
                 <w:sz w:val="18"/>
               </w:rPr>
-              <w:t>运行</w:t>
-            </w:r>
-            <w:r>
-              <w:rPr>
-                <w:sz w:val="18"/>
-              </w:rPr>
-              <w:t xml:space="preserve"> </w:t>
+              <w:t xml:space="preserve">运行 </w:t>
             </w:r>
             <w:r>
               <w:rPr>
@@ -7398,25 +6517,7 @@
               <w:rPr>
                 <w:sz w:val="18"/>
               </w:rPr>
-              <w:t>,</w:t>
-            </w:r>
-            <w:r>
-              <w:rPr>
-                <w:sz w:val="18"/>
-              </w:rPr>
-              <w:t>检查</w:t>
-            </w:r>
-            <w:r>
-              <w:rPr>
-                <w:sz w:val="18"/>
-              </w:rPr>
-              <w:t xml:space="preserve"> RSS </w:t>
-            </w:r>
-            <w:r>
-              <w:rPr>
-                <w:sz w:val="18"/>
-              </w:rPr>
-              <w:t>地址补全</w:t>
+              <w:t>,检查 RSS 地址补全</w:t>
             </w:r>
           </w:p>
         </w:tc>
@@ -7446,19 +6547,7 @@
               <w:rPr>
                 <w:sz w:val="18"/>
               </w:rPr>
-              <w:t>后台只提示</w:t>
-            </w:r>
-            <w:r>
-              <w:rPr>
-                <w:sz w:val="18"/>
-              </w:rPr>
-              <w:t xml:space="preserve"> CMS </w:t>
-            </w:r>
-            <w:r>
-              <w:rPr>
-                <w:sz w:val="18"/>
-              </w:rPr>
-              <w:t>配置错误</w:t>
+              <w:t>后台只提示 CMS 配置错误</w:t>
             </w:r>
           </w:p>
         </w:tc>
@@ -7482,13 +6571,7 @@
               <w:rPr>
                 <w:sz w:val="18"/>
               </w:rPr>
-              <w:t>运行</w:t>
-            </w:r>
-            <w:r>
-              <w:rPr>
-                <w:sz w:val="18"/>
-              </w:rPr>
-              <w:t xml:space="preserve"> </w:t>
+              <w:t xml:space="preserve">运行 </w:t>
             </w:r>
             <w:r>
               <w:rPr>
@@ -7502,19 +6585,7 @@
               <w:rPr>
                 <w:sz w:val="18"/>
               </w:rPr>
-              <w:t>,</w:t>
-            </w:r>
-            <w:r>
-              <w:rPr>
-                <w:sz w:val="18"/>
-              </w:rPr>
-              <w:t>检查</w:t>
-            </w:r>
-            <w:r>
-              <w:rPr>
-                <w:sz w:val="18"/>
-              </w:rPr>
-              <w:t xml:space="preserve"> </w:t>
+              <w:t xml:space="preserve">,检查 </w:t>
             </w:r>
             <w:r>
               <w:rPr>
@@ -7576,25 +6647,7 @@
               <w:rPr>
                 <w:sz w:val="18"/>
               </w:rPr>
-              <w:t>搜索依赖构建索引</w:t>
-            </w:r>
-            <w:r>
-              <w:rPr>
-                <w:sz w:val="18"/>
-              </w:rPr>
-              <w:t>,</w:t>
-            </w:r>
-            <w:r>
-              <w:rPr>
-                <w:sz w:val="18"/>
-              </w:rPr>
-              <w:t>先运行</w:t>
-            </w:r>
-            <w:r>
-              <w:rPr>
-                <w:sz w:val="18"/>
-              </w:rPr>
-              <w:t xml:space="preserve"> </w:t>
+              <w:t xml:space="preserve">搜索依赖构建索引,先运行 </w:t>
             </w:r>
             <w:r>
               <w:rPr>
@@ -7632,25 +6685,7 @@
               <w:rPr>
                 <w:sz w:val="18"/>
               </w:rPr>
-              <w:t xml:space="preserve">GitHub Actions </w:t>
-            </w:r>
-            <w:r>
-              <w:rPr>
-                <w:sz w:val="18"/>
-              </w:rPr>
-              <w:t>提示</w:t>
-            </w:r>
-            <w:r>
-              <w:rPr>
-                <w:sz w:val="18"/>
-              </w:rPr>
-              <w:t xml:space="preserve"> Node.js 20 </w:t>
-            </w:r>
-            <w:r>
-              <w:rPr>
-                <w:sz w:val="18"/>
-              </w:rPr>
-              <w:t>弃用</w:t>
+              <w:t>GitHub Actions 提示 Node.js 20 弃用</w:t>
             </w:r>
           </w:p>
         </w:tc>
@@ -7674,31 +6709,7 @@
               <w:rPr>
                 <w:sz w:val="18"/>
               </w:rPr>
-              <w:t>当前不影响部署</w:t>
-            </w:r>
-            <w:r>
-              <w:rPr>
-                <w:sz w:val="18"/>
-              </w:rPr>
-              <w:t>,</w:t>
-            </w:r>
-            <w:r>
-              <w:rPr>
-                <w:sz w:val="18"/>
-              </w:rPr>
-              <w:t>后续升级</w:t>
-            </w:r>
-            <w:r>
-              <w:rPr>
-                <w:sz w:val="18"/>
-              </w:rPr>
-              <w:t xml:space="preserve"> Action </w:t>
-            </w:r>
-            <w:r>
-              <w:rPr>
-                <w:sz w:val="18"/>
-              </w:rPr>
-              <w:t>版本即可</w:t>
+              <w:t>当前不影响部署,后续升级 Action 版本即可</w:t>
             </w:r>
           </w:p>
         </w:tc>
@@ -7713,30 +6724,21 @@
       <w:pPr>
         <w:pStyle w:val="21"/>
       </w:pPr>
-      <w:bookmarkStart w:id="24" w:name="_Toc243336186"/>
+      <w:bookmarkStart w:id="23" w:name="_Toc243492197"/>
       <w:r>
         <w:rPr>
           <w:rFonts w:ascii="微软雅黑" w:eastAsia="微软雅黑" w:hAnsi="微软雅黑"/>
         </w:rPr>
-        <w:t xml:space="preserve">10. </w:t>
-      </w:r>
-      <w:r>
-        <w:rPr>
-          <w:rFonts w:ascii="微软雅黑" w:eastAsia="微软雅黑" w:hAnsi="微软雅黑"/>
-        </w:rPr>
-        <w:t>不要做的事情</w:t>
-      </w:r>
-      <w:bookmarkEnd w:id="24"/>
+        <w:t>10. 不要做的事情</w:t>
+      </w:r>
+      <w:bookmarkEnd w:id="23"/>
     </w:p>
     <w:p>
       <w:pPr>
         <w:pStyle w:val="a0"/>
       </w:pPr>
       <w:r>
-        <w:t>不手工编辑</w:t>
-      </w:r>
-      <w:r>
-        <w:t xml:space="preserve"> </w:t>
+        <w:t xml:space="preserve">不手工编辑 </w:t>
       </w:r>
       <w:r>
         <w:rPr>
@@ -7755,35 +6757,7 @@
         <w:pStyle w:val="a0"/>
       </w:pPr>
       <w:r>
-        <w:t>不提交</w:t>
-      </w:r>
-      <w:r>
-        <w:t xml:space="preserve"> </w:t>
-      </w:r>
-      <w:r>
-        <w:rPr>
-          <w:rFonts w:ascii="Consolas" w:eastAsia="Consolas" w:hAnsi="Consolas"/>
-          <w:sz w:val="19"/>
-          <w:shd w:val="clear" w:color="auto" w:fill="F0F0F0"/>
-        </w:rPr>
-        <w:t>GITHUB_CLIENT_SECRET</w:t>
-      </w:r>
-      <w:r>
-        <w:t>、</w:t>
-      </w:r>
-      <w:r>
-        <w:rPr>
-          <w:rFonts w:ascii="Consolas" w:eastAsia="Consolas" w:hAnsi="Consolas"/>
-          <w:sz w:val="19"/>
-          <w:shd w:val="clear" w:color="auto" w:fill="F0F0F0"/>
-        </w:rPr>
-        <w:t>COMMENTS_ADMIN_TOKEN</w:t>
-      </w:r>
-      <w:r>
-        <w:t xml:space="preserve"> </w:t>
-      </w:r>
-      <w:r>
-        <w:t>等密钥。</w:t>
+        <w:t>不提交 GITHUB_CLIENT_SECRET、COMMENTS_ADMIN_TOKEN、COMMENTS_SALT 等密钥。</w:t>
       </w:r>
     </w:p>
     <w:p>
@@ -7791,10 +6765,7 @@
         <w:pStyle w:val="a0"/>
       </w:pPr>
       <w:r>
-        <w:t>不手写</w:t>
-      </w:r>
-      <w:r>
-        <w:t xml:space="preserve"> </w:t>
+        <w:t xml:space="preserve">不手写 </w:t>
       </w:r>
       <w:r>
         <w:rPr>
@@ -7805,13 +6776,7 @@
         <w:t>/zh/...</w:t>
       </w:r>
       <w:r>
-        <w:t xml:space="preserve"> </w:t>
-      </w:r>
-      <w:r>
-        <w:t>或</w:t>
-      </w:r>
-      <w:r>
-        <w:t xml:space="preserve"> </w:t>
+        <w:t xml:space="preserve"> 或 </w:t>
       </w:r>
       <w:r>
         <w:rPr>
@@ -7822,10 +6787,7 @@
         <w:t>/images/...</w:t>
       </w:r>
       <w:r>
-        <w:t xml:space="preserve"> </w:t>
-      </w:r>
-      <w:r>
-        <w:t>这类站点根路径。</w:t>
+        <w:t xml:space="preserve"> 这类站点根路径。</w:t>
       </w:r>
     </w:p>
     <w:p>
@@ -7841,10 +6803,7 @@
         <w:pStyle w:val="a0"/>
       </w:pPr>
       <w:r>
-        <w:t>不再创建</w:t>
-      </w:r>
-      <w:r>
-        <w:t xml:space="preserve"> </w:t>
+        <w:t xml:space="preserve">不再创建 </w:t>
       </w:r>
       <w:r>
         <w:rPr>
@@ -7855,10 +6814,7 @@
         <w:t>public/robots.txt</w:t>
       </w:r>
       <w:r>
-        <w:t>,</w:t>
-      </w:r>
-      <w:r>
-        <w:t>站点会自动生成。</w:t>
+        <w:t>,站点会自动生成。</w:t>
       </w:r>
     </w:p>
     <w:p>
@@ -7866,16 +6822,7 @@
         <w:pStyle w:val="a0"/>
       </w:pPr>
       <w:r>
-        <w:t>不回滚到旧后台前</w:t>
-      </w:r>
-      <w:r>
-        <w:t>,</w:t>
-      </w:r>
-      <w:r>
-        <w:t>不需要运行</w:t>
-      </w:r>
-      <w:r>
-        <w:t xml:space="preserve"> </w:t>
+        <w:t xml:space="preserve">不回滚到旧后台前,不需要运行 </w:t>
       </w:r>
       <w:r>
         <w:rPr>
@@ -7894,10 +6841,7 @@
         <w:pStyle w:val="a0"/>
       </w:pPr>
       <w:r>
-        <w:t>不在未运行</w:t>
-      </w:r>
-      <w:r>
-        <w:t xml:space="preserve"> </w:t>
+        <w:t xml:space="preserve">不在未运行 </w:t>
       </w:r>
       <w:r>
         <w:rPr>
@@ -7908,31 +6852,22 @@
         <w:t>npm run verify:frontend</w:t>
       </w:r>
       <w:r>
-        <w:t xml:space="preserve"> </w:t>
-      </w:r>
-      <w:r>
-        <w:t>的情况下直接推送结构性改动。</w:t>
+        <w:t xml:space="preserve"> 的情况下直接推送结构性改动。</w:t>
       </w:r>
     </w:p>
     <w:p>
       <w:pPr>
         <w:pStyle w:val="21"/>
       </w:pPr>
-      <w:bookmarkStart w:id="25" w:name="_Toc243336187"/>
+      <w:bookmarkStart w:id="24" w:name="_Toc243492198"/>
       <w:r>
         <w:rPr>
           <w:rFonts w:ascii="微软雅黑" w:eastAsia="微软雅黑" w:hAnsi="微软雅黑"/>
         </w:rPr>
         <w:lastRenderedPageBreak/>
-        <w:t xml:space="preserve">11. </w:t>
-      </w:r>
-      <w:r>
-        <w:rPr>
-          <w:rFonts w:ascii="微软雅黑" w:eastAsia="微软雅黑" w:hAnsi="微软雅黑"/>
-        </w:rPr>
-        <w:t>命令速查</w:t>
-      </w:r>
-      <w:bookmarkEnd w:id="25"/>
+        <w:t>11. 命令速查</w:t>
+      </w:r>
+      <w:bookmarkEnd w:id="24"/>
     </w:p>
     <w:tbl>
       <w:tblPr>
@@ -8121,25 +7056,7 @@
               <w:rPr>
                 <w:sz w:val="18"/>
               </w:rPr>
-              <w:t>本地预览</w:t>
-            </w:r>
-            <w:r>
-              <w:rPr>
-                <w:sz w:val="18"/>
-              </w:rPr>
-              <w:t>,</w:t>
-            </w:r>
-            <w:r>
-              <w:rPr>
-                <w:sz w:val="18"/>
-              </w:rPr>
-              <w:t>地址</w:t>
-            </w:r>
-            <w:r>
-              <w:rPr>
-                <w:sz w:val="18"/>
-              </w:rPr>
-              <w:t xml:space="preserve"> </w:t>
+              <w:t xml:space="preserve">本地预览,地址 </w:t>
             </w:r>
             <w:r>
               <w:rPr>
@@ -8203,13 +7120,7 @@
               <w:rPr>
                 <w:sz w:val="18"/>
               </w:rPr>
-              <w:t>构建到</w:t>
-            </w:r>
-            <w:r>
-              <w:rPr>
-                <w:sz w:val="18"/>
-              </w:rPr>
-              <w:t xml:space="preserve"> </w:t>
+              <w:t xml:space="preserve">构建到 </w:t>
             </w:r>
             <w:r>
               <w:rPr>
@@ -8273,13 +7184,7 @@
               <w:rPr>
                 <w:sz w:val="18"/>
               </w:rPr>
-              <w:t>预览已构建的</w:t>
-            </w:r>
-            <w:r>
-              <w:rPr>
-                <w:sz w:val="18"/>
-              </w:rPr>
-              <w:t xml:space="preserve"> </w:t>
+              <w:t xml:space="preserve">预览已构建的 </w:t>
             </w:r>
             <w:r>
               <w:rPr>
@@ -8399,13 +7304,7 @@
               <w:rPr>
                 <w:sz w:val="18"/>
               </w:rPr>
-              <w:t>检查当前</w:t>
-            </w:r>
-            <w:r>
-              <w:rPr>
-                <w:sz w:val="18"/>
-              </w:rPr>
-              <w:t xml:space="preserve"> </w:t>
+              <w:t xml:space="preserve">检查当前 </w:t>
             </w:r>
             <w:r>
               <w:rPr>
@@ -8419,13 +7318,7 @@
               <w:rPr>
                 <w:sz w:val="18"/>
               </w:rPr>
-              <w:t xml:space="preserve"> </w:t>
-            </w:r>
-            <w:r>
-              <w:rPr>
-                <w:sz w:val="18"/>
-              </w:rPr>
-              <w:t>的站内死链</w:t>
+              <w:t xml:space="preserve"> 的站内死链</w:t>
             </w:r>
           </w:p>
         </w:tc>
@@ -8537,13 +7430,63 @@
               <w:rPr>
                 <w:sz w:val="18"/>
               </w:rPr>
-              <w:t>检查内容规则、草稿和</w:t>
+              <w:t>检查内容规则、草稿和 RSS</w:t>
             </w:r>
+          </w:p>
+        </w:tc>
+      </w:tr>
+      <w:tr>
+        <w:trPr>
+          <w:cantSplit/>
+          <w:jc w:val="center"/>
+        </w:trPr>
+        <w:tc>
+          <w:tcPr>
+            <w:tcW w:w="3576" w:type="dxa"/>
+            <w:shd w:val="clear" w:color="auto" w:fill="EEF4FA"/>
+            <w:tcMar>
+              <w:top w:w="80" w:type="dxa"/>
+              <w:left w:w="110" w:type="dxa"/>
+              <w:bottom w:w="80" w:type="dxa"/>
+              <w:right w:w="110" w:type="dxa"/>
+            </w:tcMar>
+            <w:vAlign w:val="center"/>
+          </w:tcPr>
+          <w:p>
+            <w:pPr>
+              <w:spacing w:before="20" w:after="20" w:line="276" w:lineRule="auto"/>
+            </w:pPr>
+            <w:r>
+              <w:rPr>
+                <w:rFonts w:ascii="Consolas" w:eastAsia="Consolas" w:hAnsi="Consolas"/>
+                <w:sz w:val="17"/>
+                <w:shd w:val="clear" w:color="auto" w:fill="F0F0F0"/>
+              </w:rPr>
+              <w:t>npm run check:comments</w:t>
+            </w:r>
+          </w:p>
+        </w:tc>
+        <w:tc>
+          <w:tcPr>
+            <w:tcW w:w="6359" w:type="dxa"/>
+            <w:shd w:val="clear" w:color="auto" w:fill="EEF4FA"/>
+            <w:tcMar>
+              <w:top w:w="80" w:type="dxa"/>
+              <w:left w:w="110" w:type="dxa"/>
+              <w:bottom w:w="80" w:type="dxa"/>
+              <w:right w:w="110" w:type="dxa"/>
+            </w:tcMar>
+            <w:vAlign w:val="center"/>
+          </w:tcPr>
+          <w:p>
+            <w:pPr>
+              <w:spacing w:before="20" w:after="20" w:line="276" w:lineRule="auto"/>
+            </w:pPr>
             <w:r>
               <w:rPr>
                 <w:sz w:val="18"/>
               </w:rPr>
-              <w:t xml:space="preserve"> RSS</w:t>
+              <w:t>用本地 Pages + D1 检查评论端到端,需要 Playwright</w:t>
             </w:r>
           </w:p>
         </w:tc>
@@ -8655,25 +7598,7 @@
               <w:rPr>
                 <w:sz w:val="18"/>
               </w:rPr>
-              <w:t>检查阅读工具</w:t>
-            </w:r>
-            <w:r>
-              <w:rPr>
-                <w:sz w:val="18"/>
-              </w:rPr>
-              <w:t>,</w:t>
-            </w:r>
-            <w:r>
-              <w:rPr>
-                <w:sz w:val="18"/>
-              </w:rPr>
-              <w:t>需要</w:t>
-            </w:r>
-            <w:r>
-              <w:rPr>
-                <w:sz w:val="18"/>
-              </w:rPr>
-              <w:t xml:space="preserve"> Playwright</w:t>
+              <w:t>检查阅读工具,需要 Playwright</w:t>
             </w:r>
           </w:p>
         </w:tc>
@@ -8729,25 +7654,7 @@
               <w:rPr>
                 <w:sz w:val="18"/>
               </w:rPr>
-              <w:t>检查搜索和归档</w:t>
-            </w:r>
-            <w:r>
-              <w:rPr>
-                <w:sz w:val="18"/>
-              </w:rPr>
-              <w:t>,</w:t>
-            </w:r>
-            <w:r>
-              <w:rPr>
-                <w:sz w:val="18"/>
-              </w:rPr>
-              <w:t>需要</w:t>
-            </w:r>
-            <w:r>
-              <w:rPr>
-                <w:sz w:val="18"/>
-              </w:rPr>
-              <w:t xml:space="preserve"> Playwright</w:t>
+              <w:t>检查搜索和归档,需要 Playwright</w:t>
             </w:r>
           </w:p>
         </w:tc>
@@ -8875,16 +7782,7 @@
         <w:pStyle w:val="af"/>
       </w:pPr>
       <w:r>
-        <w:t>网络不通时</w:t>
-      </w:r>
-      <w:r>
-        <w:t>,</w:t>
-      </w:r>
-      <w:r>
-        <w:t>推送可临时使用</w:t>
-      </w:r>
-      <w:r>
-        <w:t>:</w:t>
+        <w:t>网络不通时,推送可临时使用:</w:t>
       </w:r>
     </w:p>
     <w:p>
@@ -8897,8 +7795,6 @@
       </w:r>
       <w:r>
         <w:br/>
-      </w:r>
-      <w:r>
         <w:t>git -c http.version=HTTP/1.1 push origin master</w:t>
       </w:r>
     </w:p>
@@ -8906,30 +7802,21 @@
       <w:pPr>
         <w:pStyle w:val="21"/>
       </w:pPr>
-      <w:bookmarkStart w:id="26" w:name="_Toc243336188"/>
+      <w:bookmarkStart w:id="25" w:name="_Toc243492199"/>
       <w:r>
         <w:rPr>
           <w:rFonts w:ascii="微软雅黑" w:eastAsia="微软雅黑" w:hAnsi="微软雅黑"/>
         </w:rPr>
-        <w:t xml:space="preserve">12. </w:t>
-      </w:r>
-      <w:r>
-        <w:rPr>
-          <w:rFonts w:ascii="微软雅黑" w:eastAsia="微软雅黑" w:hAnsi="微软雅黑"/>
-        </w:rPr>
-        <w:t>需要继续查看的文档</w:t>
-      </w:r>
-      <w:bookmarkEnd w:id="26"/>
+        <w:t>12. 需要继续查看的文档</w:t>
+      </w:r>
+      <w:bookmarkEnd w:id="25"/>
     </w:p>
     <w:p>
       <w:pPr>
         <w:pStyle w:val="a0"/>
       </w:pPr>
       <w:r>
-        <w:t>完整操作、后台字段和开发细节</w:t>
-      </w:r>
-      <w:r>
-        <w:t>:</w:t>
+        <w:t>完整操作、后台字段和开发细节:</w:t>
       </w:r>
       <w:r>
         <w:rPr>
@@ -8944,10 +7831,7 @@
         <w:pStyle w:val="a0"/>
       </w:pPr>
       <w:r>
-        <w:t>历次验证与实测记录</w:t>
-      </w:r>
-      <w:r>
-        <w:t>:</w:t>
+        <w:t>历次验证与实测记录:</w:t>
       </w:r>
       <w:r>
         <w:rPr>
@@ -8962,10 +7846,7 @@
         <w:pStyle w:val="a0"/>
       </w:pPr>
       <w:r>
-        <w:t>项目概览和开发命令</w:t>
-      </w:r>
-      <w:r>
-        <w:t>:</w:t>
+        <w:t>项目概览和开发命令:</w:t>
       </w:r>
       <w:r>
         <w:rPr>
@@ -8980,52 +7861,13 @@
         <w:pStyle w:val="af"/>
       </w:pPr>
       <w:r>
-        <w:t>如果只记一条工作流</w:t>
-      </w:r>
-      <w:r>
-        <w:t>:</w:t>
+        <w:t>如果只记一条工作流:</w:t>
       </w:r>
       <w:r>
         <w:rPr>
           <w:b/>
         </w:rPr>
-        <w:t>打开后台写内容</w:t>
-      </w:r>
-      <w:r>
-        <w:rPr>
-          <w:b/>
-        </w:rPr>
-        <w:t>,</w:t>
-      </w:r>
-      <w:r>
-        <w:rPr>
-          <w:b/>
-        </w:rPr>
-        <w:t>保存</w:t>
-      </w:r>
-      <w:r>
-        <w:rPr>
-          <w:b/>
-        </w:rPr>
-        <w:t>,</w:t>
-      </w:r>
-      <w:r>
-        <w:rPr>
-          <w:b/>
-        </w:rPr>
-        <w:t>等两个平台部署完成</w:t>
-      </w:r>
-      <w:r>
-        <w:rPr>
-          <w:b/>
-        </w:rPr>
-        <w:t>,</w:t>
-      </w:r>
-      <w:r>
-        <w:rPr>
-          <w:b/>
-        </w:rPr>
-        <w:t>刷新线上页面确认。</w:t>
+        <w:t>打开后台写内容,保存,等两个平台部署完成,刷新线上页面确认。</w:t>
       </w:r>
     </w:p>
     <w:sectPr>
@@ -9077,35 +7919,7 @@
         <w:color w:val="646464"/>
         <w:sz w:val="17"/>
       </w:rPr>
-      <w:t xml:space="preserve">yukki rui </w:t>
-    </w:r>
-    <w:r>
-      <w:rPr>
-        <w:color w:val="646464"/>
-        <w:sz w:val="17"/>
-      </w:rPr>
-      <w:t>网站使用说明</w:t>
-    </w:r>
-    <w:r>
-      <w:rPr>
-        <w:color w:val="646464"/>
-        <w:sz w:val="17"/>
-      </w:rPr>
-      <w:t xml:space="preserve">   ·   </w:t>
-    </w:r>
-    <w:r>
-      <w:rPr>
-        <w:color w:val="646464"/>
-        <w:sz w:val="17"/>
-      </w:rPr>
-      <w:t>第</w:t>
-    </w:r>
-    <w:r>
-      <w:rPr>
-        <w:color w:val="646464"/>
-        <w:sz w:val="17"/>
-      </w:rPr>
-      <w:t xml:space="preserve"> </w:t>
+      <w:t xml:space="preserve">yukki rui 网站使用说明   ·   第 </w:t>
     </w:r>
     <w:r>
       <w:rPr>
@@ -9147,14 +7961,7 @@
         <w:color w:val="646464"/>
         <w:sz w:val="17"/>
       </w:rPr>
-      <w:t xml:space="preserve"> </w:t>
-    </w:r>
-    <w:r>
-      <w:rPr>
-        <w:color w:val="646464"/>
-        <w:sz w:val="17"/>
-      </w:rPr>
-      <w:t>页</w:t>
+      <w:t xml:space="preserve"> 页</w:t>
     </w:r>
   </w:p>
 </w:ftr>
@@ -9384,6 +8191,36 @@
   </w:num>
   <w:num w:numId="9" w16cid:durableId="1879128096">
     <w:abstractNumId w:val="0"/>
+  </w:num>
+  <w:num w:numId="10" w16cid:durableId="755788248">
+    <w:abstractNumId w:val="7"/>
+    <w:lvlOverride w:ilvl="0">
+      <w:startOverride w:val="1"/>
+    </w:lvlOverride>
+  </w:num>
+  <w:num w:numId="11" w16cid:durableId="2068524305">
+    <w:abstractNumId w:val="7"/>
+    <w:lvlOverride w:ilvl="0">
+      <w:startOverride w:val="1"/>
+    </w:lvlOverride>
+  </w:num>
+  <w:num w:numId="12" w16cid:durableId="1924801758">
+    <w:abstractNumId w:val="7"/>
+    <w:lvlOverride w:ilvl="0">
+      <w:startOverride w:val="1"/>
+    </w:lvlOverride>
+  </w:num>
+  <w:num w:numId="13" w16cid:durableId="692264786">
+    <w:abstractNumId w:val="7"/>
+    <w:lvlOverride w:ilvl="0">
+      <w:startOverride w:val="1"/>
+    </w:lvlOverride>
+  </w:num>
+  <w:num w:numId="14" w16cid:durableId="985277329">
+    <w:abstractNumId w:val="7"/>
+    <w:lvlOverride w:ilvl="0">
+      <w:startOverride w:val="1"/>
+    </w:lvlOverride>
   </w:num>
 </w:numbering>
 </file>
